--- a/抽離教學_數學/初三數學/融合班講義練習/01_一元二次方程_概念與三種解法/練習_一元二次方程_概念與三種解法_融合版.docx
+++ b/抽離教學_數學/初三數學/融合班講義練習/01_一元二次方程_概念與三種解法/練習_一元二次方程_概念與三種解法_融合版.docx
@@ -4885,16 +4885,33 @@
     </w:p>
     <w:p>
       <w:pPr>
+        <w:keepNext/>
         <w:spacing w:line="360" w:lineRule="auto" w:after="80"/>
         <w:jc w:val="left"/>
       </w:pPr>
       <w:r>
         <w:rPr>
           <w:rFonts w:ascii="Calibri" w:hAnsi="Calibri" w:eastAsia="微軟正黑體"/>
-          <w:sz w:val="24"/>
-          <w:szCs w:val="24"/>
-        </w:rPr>
-        <w:t xml:space="preserve">方法一：1．</w:t>
+          <w:b/>
+          <w:bCs/>
+          <w:sz w:val="28"/>
+          <w:szCs w:val="28"/>
+        </w:rPr>
+        <w:t xml:space="preserve">方法一：直接開平方法</w:t>
+      </w:r>
+    </w:p>
+    <w:p>
+      <w:pPr>
+        <w:spacing w:line="360" w:lineRule="auto" w:after="80"/>
+        <w:jc w:val="left"/>
+      </w:pPr>
+      <w:r>
+        <w:rPr>
+          <w:rFonts w:ascii="Calibri" w:hAnsi="Calibri" w:eastAsia="微軟正黑體"/>
+          <w:sz w:val="24"/>
+          <w:szCs w:val="24"/>
+        </w:rPr>
+        <w:t xml:space="preserve">1．</w:t>
       </w:r>
       <m:oMath>
         <m:r>
@@ -4907,13 +4924,19 @@
           <m:t xml:space="preserve">4</m:t>
         </m:r>
       </m:oMath>
-      <w:r>
-        <w:rPr>
-          <w:rFonts w:ascii="Calibri" w:hAnsi="Calibri" w:eastAsia="微軟正黑體"/>
-          <w:sz w:val="24"/>
-          <w:szCs w:val="24"/>
-        </w:rPr>
-        <w:t xml:space="preserve">　2．</w:t>
+    </w:p>
+    <w:p>
+      <w:pPr>
+        <w:spacing w:line="360" w:lineRule="auto" w:after="80"/>
+        <w:jc w:val="left"/>
+      </w:pPr>
+      <w:r>
+        <w:rPr>
+          <w:rFonts w:ascii="Calibri" w:hAnsi="Calibri" w:eastAsia="微軟正黑體"/>
+          <w:sz w:val="24"/>
+          <w:szCs w:val="24"/>
+        </w:rPr>
+        <w:t xml:space="preserve">2．</w:t>
       </w:r>
       <m:oMath>
         <m:r>
@@ -4945,15 +4968,49 @@
           <m:t xml:space="preserve">5</m:t>
         </m:r>
       </m:oMath>
-      <w:r>
-        <w:rPr>
-          <w:rFonts w:ascii="Calibri" w:hAnsi="Calibri" w:eastAsia="微軟正黑體"/>
-          <w:sz w:val="24"/>
-          <w:szCs w:val="24"/>
-        </w:rPr>
-        <w:t xml:space="preserve">　3．</w:t>
+    </w:p>
+    <w:p>
+      <w:pPr>
+        <w:spacing w:line="360" w:lineRule="auto" w:after="80"/>
+        <w:jc w:val="left"/>
+      </w:pPr>
+      <w:r>
+        <w:rPr>
+          <w:rFonts w:ascii="Calibri" w:hAnsi="Calibri" w:eastAsia="微軟正黑體"/>
+          <w:sz w:val="24"/>
+          <w:szCs w:val="24"/>
+        </w:rPr>
+        <w:t xml:space="preserve">3．</w:t>
       </w:r>
       <m:oMath>
+        <m:sSup>
+          <m:e>
+            <m:r>
+              <m:t xml:space="preserve">x</m:t>
+            </m:r>
+          </m:e>
+          <m:sup>
+            <m:r>
+              <m:t xml:space="preserve">2</m:t>
+            </m:r>
+          </m:sup>
+        </m:sSup>
+        <m:r>
+          <m:t xml:space="preserve">=</m:t>
+        </m:r>
+        <m:r>
+          <m:t xml:space="preserve">4</m:t>
+        </m:r>
+      </m:oMath>
+      <w:r>
+        <w:rPr>
+          <w:rFonts w:ascii="Calibri" w:hAnsi="Calibri" w:eastAsia="微軟正黑體"/>
+          <w:sz w:val="24"/>
+          <w:szCs w:val="24"/>
+        </w:rPr>
+        <w:t xml:space="preserve">，</w:t>
+      </w:r>
+      <m:oMath>
         <m:r>
           <m:t xml:space="preserve">x</m:t>
         </m:r>
@@ -4964,13 +5021,59 @@
           <m:t xml:space="preserve">2</m:t>
         </m:r>
       </m:oMath>
-      <w:r>
-        <w:rPr>
-          <w:rFonts w:ascii="Calibri" w:hAnsi="Calibri" w:eastAsia="微軟正黑體"/>
-          <w:sz w:val="24"/>
-          <w:szCs w:val="24"/>
-        </w:rPr>
-        <w:t xml:space="preserve">　4．</w:t>
+    </w:p>
+    <w:p>
+      <w:pPr>
+        <w:spacing w:line="360" w:lineRule="auto" w:after="80"/>
+        <w:jc w:val="left"/>
+      </w:pPr>
+      <w:r>
+        <w:rPr>
+          <w:rFonts w:ascii="Calibri" w:hAnsi="Calibri" w:eastAsia="微軟正黑體"/>
+          <w:sz w:val="24"/>
+          <w:szCs w:val="24"/>
+        </w:rPr>
+        <w:t xml:space="preserve">4．</w:t>
+      </w:r>
+      <m:oMath>
+        <m:sSup>
+          <m:e>
+            <m:r>
+              <m:t xml:space="preserve">(</m:t>
+            </m:r>
+            <m:r>
+              <m:t xml:space="preserve">x</m:t>
+            </m:r>
+            <m:r>
+              <m:t xml:space="preserve">−</m:t>
+            </m:r>
+            <m:r>
+              <m:t xml:space="preserve">1</m:t>
+            </m:r>
+            <m:r>
+              <m:t xml:space="preserve">)</m:t>
+            </m:r>
+          </m:e>
+          <m:sup>
+            <m:r>
+              <m:t xml:space="preserve">2</m:t>
+            </m:r>
+          </m:sup>
+        </m:sSup>
+        <m:r>
+          <m:t xml:space="preserve">=</m:t>
+        </m:r>
+        <m:r>
+          <m:t xml:space="preserve">6</m:t>
+        </m:r>
+      </m:oMath>
+      <w:r>
+        <w:rPr>
+          <w:rFonts w:ascii="Calibri" w:hAnsi="Calibri" w:eastAsia="微軟正黑體"/>
+          <w:sz w:val="24"/>
+          <w:szCs w:val="24"/>
+        </w:rPr>
+        <w:t xml:space="preserve">，</w:t>
       </w:r>
       <m:oMath>
         <m:r>
@@ -4997,13 +5100,50 @@
           </m:e>
         </m:rad>
       </m:oMath>
-      <w:r>
-        <w:rPr>
-          <w:rFonts w:ascii="Calibri" w:hAnsi="Calibri" w:eastAsia="微軟正黑體"/>
-          <w:sz w:val="24"/>
-          <w:szCs w:val="24"/>
-        </w:rPr>
-        <w:t xml:space="preserve">　5．</w:t>
+    </w:p>
+    <w:p>
+      <w:pPr>
+        <w:spacing w:line="360" w:lineRule="auto" w:after="80"/>
+        <w:jc w:val="left"/>
+      </w:pPr>
+      <w:r>
+        <w:rPr>
+          <w:rFonts w:ascii="Calibri" w:hAnsi="Calibri" w:eastAsia="微軟正黑體"/>
+          <w:sz w:val="24"/>
+          <w:szCs w:val="24"/>
+        </w:rPr>
+        <w:t xml:space="preserve">5．</w:t>
+      </w:r>
+      <m:oMath>
+        <m:r>
+          <m:t xml:space="preserve">9</m:t>
+        </m:r>
+        <m:sSup>
+          <m:e>
+            <m:r>
+              <m:t xml:space="preserve">x</m:t>
+            </m:r>
+          </m:e>
+          <m:sup>
+            <m:r>
+              <m:t xml:space="preserve">2</m:t>
+            </m:r>
+          </m:sup>
+        </m:sSup>
+        <m:r>
+          <m:t xml:space="preserve">=−</m:t>
+        </m:r>
+        <m:r>
+          <m:t xml:space="preserve">4</m:t>
+        </m:r>
+      </m:oMath>
+      <w:r>
+        <w:rPr>
+          <w:rFonts w:ascii="Calibri" w:hAnsi="Calibri" w:eastAsia="微軟正黑體"/>
+          <w:sz w:val="24"/>
+          <w:szCs w:val="24"/>
+        </w:rPr>
+        <w:t xml:space="preserve">，</w:t>
       </w:r>
       <m:oMath>
         <m:sSup>
@@ -5033,6 +5173,36 @@
             </m:r>
           </m:den>
         </m:f>
+      </m:oMath>
+      <w:r>
+        <w:rPr>
+          <w:rFonts w:ascii="Calibri" w:hAnsi="Calibri" w:eastAsia="微軟正黑體"/>
+          <w:sz w:val="24"/>
+          <w:szCs w:val="24"/>
+        </w:rPr>
+        <w:t xml:space="preserve">——右邊是負數，無實數根</w:t>
+      </w:r>
+    </w:p>
+    <w:p>
+      <w:pPr>
+        <w:spacing w:line="360" w:lineRule="auto" w:after="80"/>
+        <w:jc w:val="left"/>
+      </w:pPr>
+      <w:r>
+        <w:rPr>
+          <w:rFonts w:ascii="Calibri" w:hAnsi="Calibri" w:eastAsia="微軟正黑體"/>
+          <w:sz w:val="24"/>
+          <w:szCs w:val="24"/>
+        </w:rPr>
+        <w:t xml:space="preserve">6．小華漏了先判斷右邊的正負。</w:t>
+      </w:r>
+      <m:oMath>
+        <m:r>
+          <m:t xml:space="preserve">−</m:t>
+        </m:r>
+        <m:r>
+          <m:t xml:space="preserve">9</m:t>
+        </m:r>
         <m:r>
           <m:t xml:space="preserve">&lt;</m:t>
         </m:r>
@@ -5046,7 +5216,7 @@
           <w:sz w:val="24"/>
           <w:szCs w:val="24"/>
         </w:rPr>
-        <w:t xml:space="preserve">，無實數根　6．小華忘記判斷 −9＜0——負數不能開平方，</w:t>
+        <w:t xml:space="preserve">，負數不能開平方，所以 </w:t>
       </w:r>
       <m:oMath>
         <m:sSup>
@@ -5087,27 +5257,76 @@
           <m:t xml:space="preserve">3</m:t>
         </m:r>
       </m:oMath>
-      <w:r>
-        <w:rPr>
-          <w:rFonts w:ascii="Calibri" w:hAnsi="Calibri" w:eastAsia="微軟正黑體"/>
-          <w:sz w:val="24"/>
-          <w:szCs w:val="24"/>
-        </w:rPr>
-        <w:t xml:space="preserve">。</w:t>
-      </w:r>
-    </w:p>
-    <w:p>
-      <w:pPr>
+    </w:p>
+    <w:p>
+      <w:pPr>
+        <w:keepNext/>
         <w:spacing w:line="360" w:lineRule="auto" w:after="80"/>
         <w:jc w:val="left"/>
       </w:pPr>
       <w:r>
         <w:rPr>
           <w:rFonts w:ascii="Calibri" w:hAnsi="Calibri" w:eastAsia="微軟正黑體"/>
-          <w:sz w:val="24"/>
-          <w:szCs w:val="24"/>
-        </w:rPr>
-        <w:t xml:space="preserve">方法二：7．</w:t>
+          <w:b/>
+          <w:bCs/>
+          <w:sz w:val="28"/>
+          <w:szCs w:val="28"/>
+        </w:rPr>
+        <w:t xml:space="preserve">方法二：配方法</w:t>
+      </w:r>
+    </w:p>
+    <w:p>
+      <w:pPr>
+        <w:spacing w:line="360" w:lineRule="auto" w:after="80"/>
+        <w:jc w:val="left"/>
+      </w:pPr>
+      <w:r>
+        <w:rPr>
+          <w:rFonts w:ascii="Calibri" w:hAnsi="Calibri" w:eastAsia="微軟正黑體"/>
+          <w:sz w:val="24"/>
+          <w:szCs w:val="24"/>
+        </w:rPr>
+        <w:t xml:space="preserve">7．</w:t>
+      </w:r>
+      <m:oMath>
+        <m:sSup>
+          <m:e>
+            <m:r>
+              <m:t xml:space="preserve">(</m:t>
+            </m:r>
+            <m:r>
+              <m:t xml:space="preserve">x</m:t>
+            </m:r>
+            <m:r>
+              <m:t xml:space="preserve">+</m:t>
+            </m:r>
+            <m:r>
+              <m:t xml:space="preserve">2</m:t>
+            </m:r>
+            <m:r>
+              <m:t xml:space="preserve">)</m:t>
+            </m:r>
+          </m:e>
+          <m:sup>
+            <m:r>
+              <m:t xml:space="preserve">2</m:t>
+            </m:r>
+          </m:sup>
+        </m:sSup>
+        <m:r>
+          <m:t xml:space="preserve">=</m:t>
+        </m:r>
+        <m:r>
+          <m:t xml:space="preserve">7</m:t>
+        </m:r>
+      </m:oMath>
+      <w:r>
+        <w:rPr>
+          <w:rFonts w:ascii="Calibri" w:hAnsi="Calibri" w:eastAsia="微軟正黑體"/>
+          <w:sz w:val="24"/>
+          <w:szCs w:val="24"/>
+        </w:rPr>
+        <w:t xml:space="preserve">，</w:t>
       </w:r>
       <m:oMath>
         <m:r>
@@ -5134,13 +5353,59 @@
           </m:e>
         </m:rad>
       </m:oMath>
-      <w:r>
-        <w:rPr>
-          <w:rFonts w:ascii="Calibri" w:hAnsi="Calibri" w:eastAsia="微軟正黑體"/>
-          <w:sz w:val="24"/>
-          <w:szCs w:val="24"/>
-        </w:rPr>
-        <w:t xml:space="preserve">　8．</w:t>
+    </w:p>
+    <w:p>
+      <w:pPr>
+        <w:spacing w:line="360" w:lineRule="auto" w:after="80"/>
+        <w:jc w:val="left"/>
+      </w:pPr>
+      <w:r>
+        <w:rPr>
+          <w:rFonts w:ascii="Calibri" w:hAnsi="Calibri" w:eastAsia="微軟正黑體"/>
+          <w:sz w:val="24"/>
+          <w:szCs w:val="24"/>
+        </w:rPr>
+        <w:t xml:space="preserve">8．</w:t>
+      </w:r>
+      <m:oMath>
+        <m:sSup>
+          <m:e>
+            <m:r>
+              <m:t xml:space="preserve">(</m:t>
+            </m:r>
+            <m:r>
+              <m:t xml:space="preserve">x</m:t>
+            </m:r>
+            <m:r>
+              <m:t xml:space="preserve">−</m:t>
+            </m:r>
+            <m:r>
+              <m:t xml:space="preserve">2</m:t>
+            </m:r>
+            <m:r>
+              <m:t xml:space="preserve">)</m:t>
+            </m:r>
+          </m:e>
+          <m:sup>
+            <m:r>
+              <m:t xml:space="preserve">2</m:t>
+            </m:r>
+          </m:sup>
+        </m:sSup>
+        <m:r>
+          <m:t xml:space="preserve">=</m:t>
+        </m:r>
+        <m:r>
+          <m:t xml:space="preserve">6</m:t>
+        </m:r>
+      </m:oMath>
+      <w:r>
+        <w:rPr>
+          <w:rFonts w:ascii="Calibri" w:hAnsi="Calibri" w:eastAsia="微軟正黑體"/>
+          <w:sz w:val="24"/>
+          <w:szCs w:val="24"/>
+        </w:rPr>
+        <w:t xml:space="preserve">，</w:t>
       </w:r>
       <m:oMath>
         <m:r>
@@ -5167,15 +5432,61 @@
           </m:e>
         </m:rad>
       </m:oMath>
-      <w:r>
-        <w:rPr>
-          <w:rFonts w:ascii="Calibri" w:hAnsi="Calibri" w:eastAsia="微軟正黑體"/>
-          <w:sz w:val="24"/>
-          <w:szCs w:val="24"/>
-        </w:rPr>
-        <w:t xml:space="preserve">　9．</w:t>
+    </w:p>
+    <w:p>
+      <w:pPr>
+        <w:spacing w:line="360" w:lineRule="auto" w:after="80"/>
+        <w:jc w:val="left"/>
+      </w:pPr>
+      <w:r>
+        <w:rPr>
+          <w:rFonts w:ascii="Calibri" w:hAnsi="Calibri" w:eastAsia="微軟正黑體"/>
+          <w:sz w:val="24"/>
+          <w:szCs w:val="24"/>
+        </w:rPr>
+        <w:t xml:space="preserve">9．</w:t>
       </w:r>
       <m:oMath>
+        <m:sSup>
+          <m:e>
+            <m:r>
+              <m:t xml:space="preserve">(</m:t>
+            </m:r>
+            <m:r>
+              <m:t xml:space="preserve">x</m:t>
+            </m:r>
+            <m:r>
+              <m:t xml:space="preserve">+</m:t>
+            </m:r>
+            <m:r>
+              <m:t xml:space="preserve">5</m:t>
+            </m:r>
+            <m:r>
+              <m:t xml:space="preserve">)</m:t>
+            </m:r>
+          </m:e>
+          <m:sup>
+            <m:r>
+              <m:t xml:space="preserve">2</m:t>
+            </m:r>
+          </m:sup>
+        </m:sSup>
+        <m:r>
+          <m:t xml:space="preserve">=</m:t>
+        </m:r>
+        <m:r>
+          <m:t xml:space="preserve">16</m:t>
+        </m:r>
+      </m:oMath>
+      <w:r>
+        <w:rPr>
+          <w:rFonts w:ascii="Calibri" w:hAnsi="Calibri" w:eastAsia="微軟正黑體"/>
+          <w:sz w:val="24"/>
+          <w:szCs w:val="24"/>
+        </w:rPr>
+        <w:t xml:space="preserve">，</w:t>
+      </w:r>
+      <m:oMath>
         <m:r>
           <m:t xml:space="preserve">x</m:t>
         </m:r>
@@ -5205,13 +5516,102 @@
           <m:t xml:space="preserve">9</m:t>
         </m:r>
       </m:oMath>
-      <w:r>
-        <w:rPr>
-          <w:rFonts w:ascii="Calibri" w:hAnsi="Calibri" w:eastAsia="微軟正黑體"/>
-          <w:sz w:val="24"/>
-          <w:szCs w:val="24"/>
-        </w:rPr>
-        <w:t xml:space="preserve">　10．</w:t>
+    </w:p>
+    <w:p>
+      <w:pPr>
+        <w:spacing w:line="360" w:lineRule="auto" w:after="80"/>
+        <w:jc w:val="left"/>
+      </w:pPr>
+      <w:r>
+        <w:rPr>
+          <w:rFonts w:ascii="Calibri" w:hAnsi="Calibri" w:eastAsia="微軟正黑體"/>
+          <w:sz w:val="24"/>
+          <w:szCs w:val="24"/>
+        </w:rPr>
+        <w:t xml:space="preserve">10．先除以 2 得 </w:t>
+      </w:r>
+      <m:oMath>
+        <m:sSup>
+          <m:e>
+            <m:r>
+              <m:t xml:space="preserve">x</m:t>
+            </m:r>
+          </m:e>
+          <m:sup>
+            <m:r>
+              <m:t xml:space="preserve">2</m:t>
+            </m:r>
+          </m:sup>
+        </m:sSup>
+        <m:r>
+          <m:t xml:space="preserve">+</m:t>
+        </m:r>
+        <m:r>
+          <m:t xml:space="preserve">4</m:t>
+        </m:r>
+        <m:r>
+          <m:t xml:space="preserve">x</m:t>
+        </m:r>
+        <m:r>
+          <m:t xml:space="preserve">−</m:t>
+        </m:r>
+        <m:r>
+          <m:t xml:space="preserve">1</m:t>
+        </m:r>
+        <m:r>
+          <m:t xml:space="preserve">=</m:t>
+        </m:r>
+        <m:r>
+          <m:t xml:space="preserve">0</m:t>
+        </m:r>
+      </m:oMath>
+      <w:r>
+        <w:rPr>
+          <w:rFonts w:ascii="Calibri" w:hAnsi="Calibri" w:eastAsia="微軟正黑體"/>
+          <w:sz w:val="24"/>
+          <w:szCs w:val="24"/>
+        </w:rPr>
+        <w:t xml:space="preserve">，</w:t>
+      </w:r>
+      <m:oMath>
+        <m:sSup>
+          <m:e>
+            <m:r>
+              <m:t xml:space="preserve">(</m:t>
+            </m:r>
+            <m:r>
+              <m:t xml:space="preserve">x</m:t>
+            </m:r>
+            <m:r>
+              <m:t xml:space="preserve">+</m:t>
+            </m:r>
+            <m:r>
+              <m:t xml:space="preserve">2</m:t>
+            </m:r>
+            <m:r>
+              <m:t xml:space="preserve">)</m:t>
+            </m:r>
+          </m:e>
+          <m:sup>
+            <m:r>
+              <m:t xml:space="preserve">2</m:t>
+            </m:r>
+          </m:sup>
+        </m:sSup>
+        <m:r>
+          <m:t xml:space="preserve">=</m:t>
+        </m:r>
+        <m:r>
+          <m:t xml:space="preserve">5</m:t>
+        </m:r>
+      </m:oMath>
+      <w:r>
+        <w:rPr>
+          <w:rFonts w:ascii="Calibri" w:hAnsi="Calibri" w:eastAsia="微軟正黑體"/>
+          <w:sz w:val="24"/>
+          <w:szCs w:val="24"/>
+        </w:rPr>
+        <w:t xml:space="preserve">，</w:t>
       </w:r>
       <m:oMath>
         <m:r>
@@ -5238,13 +5638,77 @@
           </m:e>
         </m:rad>
       </m:oMath>
-      <w:r>
-        <w:rPr>
-          <w:rFonts w:ascii="Calibri" w:hAnsi="Calibri" w:eastAsia="微軟正黑體"/>
-          <w:sz w:val="24"/>
-          <w:szCs w:val="24"/>
-        </w:rPr>
-        <w:t xml:space="preserve">　11．</w:t>
+    </w:p>
+    <w:p>
+      <w:pPr>
+        <w:spacing w:line="360" w:lineRule="auto" w:after="80"/>
+        <w:jc w:val="left"/>
+      </w:pPr>
+      <w:r>
+        <w:rPr>
+          <w:rFonts w:ascii="Calibri" w:hAnsi="Calibri" w:eastAsia="微軟正黑體"/>
+          <w:sz w:val="24"/>
+          <w:szCs w:val="24"/>
+        </w:rPr>
+        <w:t xml:space="preserve">11．</w:t>
+      </w:r>
+      <m:oMath>
+        <m:sSup>
+          <m:e>
+            <m:r>
+              <m:t xml:space="preserve">(</m:t>
+            </m:r>
+            <m:r>
+              <m:t xml:space="preserve">x</m:t>
+            </m:r>
+            <m:r>
+              <m:t xml:space="preserve">+</m:t>
+            </m:r>
+            <m:f>
+              <m:num>
+                <m:r>
+                  <m:t xml:space="preserve">5</m:t>
+                </m:r>
+              </m:num>
+              <m:den>
+                <m:r>
+                  <m:t xml:space="preserve">2</m:t>
+                </m:r>
+              </m:den>
+            </m:f>
+            <m:r>
+              <m:t xml:space="preserve">)</m:t>
+            </m:r>
+          </m:e>
+          <m:sup>
+            <m:r>
+              <m:t xml:space="preserve">2</m:t>
+            </m:r>
+          </m:sup>
+        </m:sSup>
+        <m:r>
+          <m:t xml:space="preserve">=</m:t>
+        </m:r>
+        <m:f>
+          <m:num>
+            <m:r>
+              <m:t xml:space="preserve">17</m:t>
+            </m:r>
+          </m:num>
+          <m:den>
+            <m:r>
+              <m:t xml:space="preserve">4</m:t>
+            </m:r>
+          </m:den>
+        </m:f>
+      </m:oMath>
+      <w:r>
+        <w:rPr>
+          <w:rFonts w:ascii="Calibri" w:hAnsi="Calibri" w:eastAsia="微軟正黑體"/>
+          <w:sz w:val="24"/>
+          <w:szCs w:val="24"/>
+        </w:rPr>
+        <w:t xml:space="preserve">，</w:t>
       </w:r>
       <m:oMath>
         <m:r>
@@ -5283,66 +5747,19 @@
           </m:den>
         </m:f>
       </m:oMath>
-      <w:r>
-        <w:rPr>
-          <w:rFonts w:ascii="Calibri" w:hAnsi="Calibri" w:eastAsia="微軟正黑體"/>
-          <w:sz w:val="24"/>
-          <w:szCs w:val="24"/>
-        </w:rPr>
-        <w:t xml:space="preserve">　12．錯在「</w:t>
-      </w:r>
-      <m:oMath>
-        <m:r>
-          <m:t xml:space="preserve">5</m:t>
-        </m:r>
-        <m:r>
-          <m:t xml:space="preserve">+</m:t>
-        </m:r>
-        <m:r>
-          <m:t xml:space="preserve">9</m:t>
-        </m:r>
-        <m:r>
-          <m:t xml:space="preserve">=</m:t>
-        </m:r>
-        <m:r>
-          <m:t xml:space="preserve">14</m:t>
-        </m:r>
-      </m:oMath>
-      <w:r>
-        <w:rPr>
-          <w:rFonts w:ascii="Calibri" w:hAnsi="Calibri" w:eastAsia="微軟正黑體"/>
-          <w:sz w:val="24"/>
-          <w:szCs w:val="24"/>
-        </w:rPr>
-        <w:t xml:space="preserve">」——應該是「</w:t>
-      </w:r>
-      <m:oMath>
-        <m:r>
-          <m:t xml:space="preserve">−</m:t>
-        </m:r>
-        <m:r>
-          <m:t xml:space="preserve">5</m:t>
-        </m:r>
-        <m:r>
-          <m:t xml:space="preserve">+</m:t>
-        </m:r>
-        <m:r>
-          <m:t xml:space="preserve">9</m:t>
-        </m:r>
-        <m:r>
-          <m:t xml:space="preserve">=</m:t>
-        </m:r>
-        <m:r>
-          <m:t xml:space="preserve">4</m:t>
-        </m:r>
-      </m:oMath>
-      <w:r>
-        <w:rPr>
-          <w:rFonts w:ascii="Calibri" w:hAnsi="Calibri" w:eastAsia="微軟正黑體"/>
-          <w:sz w:val="24"/>
-          <w:szCs w:val="24"/>
-        </w:rPr>
-        <w:t xml:space="preserve">」（原方程常數項是 +5，移項後變 −5，加 9 後是 4，不是 14）。正確：</w:t>
+    </w:p>
+    <w:p>
+      <w:pPr>
+        <w:spacing w:line="360" w:lineRule="auto" w:after="80"/>
+        <w:jc w:val="left"/>
+      </w:pPr>
+      <w:r>
+        <w:rPr>
+          <w:rFonts w:ascii="Calibri" w:hAnsi="Calibri" w:eastAsia="微軟正黑體"/>
+          <w:sz w:val="24"/>
+          <w:szCs w:val="24"/>
+        </w:rPr>
+        <w:t xml:space="preserve">12．錯在右邊：原方程常數是 +5，移項後變 −5，加 9 之後是 4，不是 14。正確：</w:t>
       </w:r>
       <m:oMath>
         <m:sSup>
@@ -5414,30 +5831,55 @@
           <m:t xml:space="preserve">5</m:t>
         </m:r>
       </m:oMath>
-      <w:r>
-        <w:rPr>
-          <w:rFonts w:ascii="Calibri" w:hAnsi="Calibri" w:eastAsia="微軟正黑體"/>
-          <w:sz w:val="24"/>
-          <w:szCs w:val="24"/>
-        </w:rPr>
-        <w:t xml:space="preserve">。</w:t>
-      </w:r>
-    </w:p>
-    <w:p>
-      <w:pPr>
+    </w:p>
+    <w:p>
+      <w:pPr>
+        <w:keepNext/>
         <w:spacing w:line="360" w:lineRule="auto" w:after="80"/>
         <w:jc w:val="left"/>
       </w:pPr>
       <w:r>
         <w:rPr>
           <w:rFonts w:ascii="Calibri" w:hAnsi="Calibri" w:eastAsia="微軟正黑體"/>
-          <w:sz w:val="24"/>
-          <w:szCs w:val="24"/>
-        </w:rPr>
-        <w:t xml:space="preserve">方法三：13．</w:t>
+          <w:b/>
+          <w:bCs/>
+          <w:sz w:val="28"/>
+          <w:szCs w:val="28"/>
+        </w:rPr>
+        <w:t xml:space="preserve">方法三：公式法</w:t>
+      </w:r>
+    </w:p>
+    <w:p>
+      <w:pPr>
+        <w:spacing w:line="360" w:lineRule="auto" w:after="80"/>
+        <w:jc w:val="left"/>
+      </w:pPr>
+      <w:r>
+        <w:rPr>
+          <w:rFonts w:ascii="Calibri" w:hAnsi="Calibri" w:eastAsia="微軟正黑體"/>
+          <w:sz w:val="24"/>
+          <w:szCs w:val="24"/>
+        </w:rPr>
+        <w:t xml:space="preserve">13．</w:t>
       </w:r>
       <m:oMath>
         <m:r>
+          <m:t xml:space="preserve">Δ=</m:t>
+        </m:r>
+        <m:r>
+          <m:t xml:space="preserve">1</m:t>
+        </m:r>
+      </m:oMath>
+      <w:r>
+        <w:rPr>
+          <w:rFonts w:ascii="Calibri" w:hAnsi="Calibri" w:eastAsia="微軟正黑體"/>
+          <w:sz w:val="24"/>
+          <w:szCs w:val="24"/>
+        </w:rPr>
+        <w:t xml:space="preserve">，</w:t>
+      </w:r>
+      <m:oMath>
+        <m:r>
           <m:t xml:space="preserve">x</m:t>
         </m:r>
         <m:r>
@@ -5466,13 +5908,35 @@
           <m:t xml:space="preserve">1</m:t>
         </m:r>
       </m:oMath>
-      <w:r>
-        <w:rPr>
-          <w:rFonts w:ascii="Calibri" w:hAnsi="Calibri" w:eastAsia="微軟正黑體"/>
-          <w:sz w:val="24"/>
-          <w:szCs w:val="24"/>
-        </w:rPr>
-        <w:t xml:space="preserve">　14．</w:t>
+    </w:p>
+    <w:p>
+      <w:pPr>
+        <w:spacing w:line="360" w:lineRule="auto" w:after="80"/>
+        <w:jc w:val="left"/>
+      </w:pPr>
+      <w:r>
+        <w:rPr>
+          <w:rFonts w:ascii="Calibri" w:hAnsi="Calibri" w:eastAsia="微軟正黑體"/>
+          <w:sz w:val="24"/>
+          <w:szCs w:val="24"/>
+        </w:rPr>
+        <w:t xml:space="preserve">14．</w:t>
+      </w:r>
+      <m:oMath>
+        <m:r>
+          <m:t xml:space="preserve">Δ=</m:t>
+        </m:r>
+        <m:r>
+          <m:t xml:space="preserve">9</m:t>
+        </m:r>
+      </m:oMath>
+      <w:r>
+        <w:rPr>
+          <w:rFonts w:ascii="Calibri" w:hAnsi="Calibri" w:eastAsia="微軟正黑體"/>
+          <w:sz w:val="24"/>
+          <w:szCs w:val="24"/>
+        </w:rPr>
+        <w:t xml:space="preserve">，</w:t>
       </w:r>
       <m:oMath>
         <m:r>
@@ -5513,13 +5977,35 @@
           </m:den>
         </m:f>
       </m:oMath>
-      <w:r>
-        <w:rPr>
-          <w:rFonts w:ascii="Calibri" w:hAnsi="Calibri" w:eastAsia="微軟正黑體"/>
-          <w:sz w:val="24"/>
-          <w:szCs w:val="24"/>
-        </w:rPr>
-        <w:t xml:space="preserve">　15．</w:t>
+    </w:p>
+    <w:p>
+      <w:pPr>
+        <w:spacing w:line="360" w:lineRule="auto" w:after="80"/>
+        <w:jc w:val="left"/>
+      </w:pPr>
+      <w:r>
+        <w:rPr>
+          <w:rFonts w:ascii="Calibri" w:hAnsi="Calibri" w:eastAsia="微軟正黑體"/>
+          <w:sz w:val="24"/>
+          <w:szCs w:val="24"/>
+        </w:rPr>
+        <w:t xml:space="preserve">15．</w:t>
+      </w:r>
+      <m:oMath>
+        <m:r>
+          <m:t xml:space="preserve">Δ=</m:t>
+        </m:r>
+        <m:r>
+          <m:t xml:space="preserve">16</m:t>
+        </m:r>
+      </m:oMath>
+      <w:r>
+        <w:rPr>
+          <w:rFonts w:ascii="Calibri" w:hAnsi="Calibri" w:eastAsia="微軟正黑體"/>
+          <w:sz w:val="24"/>
+          <w:szCs w:val="24"/>
+        </w:rPr>
+        <w:t xml:space="preserve">，</w:t>
       </w:r>
       <m:oMath>
         <m:r>
@@ -5560,13 +6046,19 @@
           <m:t xml:space="preserve">1</m:t>
         </m:r>
       </m:oMath>
-      <w:r>
-        <w:rPr>
-          <w:rFonts w:ascii="Calibri" w:hAnsi="Calibri" w:eastAsia="微軟正黑體"/>
-          <w:sz w:val="24"/>
-          <w:szCs w:val="24"/>
-        </w:rPr>
-        <w:t xml:space="preserve">　16．</w:t>
+    </w:p>
+    <w:p>
+      <w:pPr>
+        <w:spacing w:line="360" w:lineRule="auto" w:after="80"/>
+        <w:jc w:val="left"/>
+      </w:pPr>
+      <w:r>
+        <w:rPr>
+          <w:rFonts w:ascii="Calibri" w:hAnsi="Calibri" w:eastAsia="微軟正黑體"/>
+          <w:sz w:val="24"/>
+          <w:szCs w:val="24"/>
+        </w:rPr>
+        <w:t xml:space="preserve">16．</w:t>
       </w:r>
       <m:oMath>
         <m:r>
@@ -5595,13 +6087,19 @@
           <m:t xml:space="preserve">2</m:t>
         </m:r>
       </m:oMath>
-      <w:r>
-        <w:rPr>
-          <w:rFonts w:ascii="Calibri" w:hAnsi="Calibri" w:eastAsia="微軟正黑體"/>
-          <w:sz w:val="24"/>
-          <w:szCs w:val="24"/>
-        </w:rPr>
-        <w:t xml:space="preserve">　17．</w:t>
+    </w:p>
+    <w:p>
+      <w:pPr>
+        <w:spacing w:line="360" w:lineRule="auto" w:after="80"/>
+        <w:jc w:val="left"/>
+      </w:pPr>
+      <w:r>
+        <w:rPr>
+          <w:rFonts w:ascii="Calibri" w:hAnsi="Calibri" w:eastAsia="微軟正黑體"/>
+          <w:sz w:val="24"/>
+          <w:szCs w:val="24"/>
+        </w:rPr>
+        <w:t xml:space="preserve">17．</w:t>
       </w:r>
       <m:oMath>
         <m:r>
@@ -5610,12 +6108,6 @@
         <m:r>
           <m:t xml:space="preserve">8</m:t>
         </m:r>
-        <m:r>
-          <m:t xml:space="preserve">&lt;</m:t>
-        </m:r>
-        <m:r>
-          <m:t xml:space="preserve">0</m:t>
-        </m:r>
       </m:oMath>
       <w:r>
         <w:rPr>
@@ -5623,7 +6115,21 @@
           <w:sz w:val="24"/>
           <w:szCs w:val="24"/>
         </w:rPr>
-        <w:t xml:space="preserve">，無實數根　18．展開得 </w:t>
+        <w:t xml:space="preserve">，小於 0，無實數根</w:t>
+      </w:r>
+    </w:p>
+    <w:p>
+      <w:pPr>
+        <w:spacing w:line="360" w:lineRule="auto" w:after="80"/>
+        <w:jc w:val="left"/>
+      </w:pPr>
+      <w:r>
+        <w:rPr>
+          <w:rFonts w:ascii="Calibri" w:hAnsi="Calibri" w:eastAsia="微軟正黑體"/>
+          <w:sz w:val="24"/>
+          <w:szCs w:val="24"/>
+        </w:rPr>
+        <w:t xml:space="preserve">18．展開得 </w:t>
       </w:r>
       <m:oMath>
         <m:r>
@@ -5673,29 +6179,11 @@
       </w:r>
       <m:oMath>
         <m:r>
-          <m:t xml:space="preserve">Δ=</m:t>
-        </m:r>
-        <m:r>
-          <m:t xml:space="preserve">25</m:t>
-        </m:r>
-        <m:r>
-          <m:t xml:space="preserve">−</m:t>
-        </m:r>
-        <m:r>
-          <m:t xml:space="preserve">36</m:t>
-        </m:r>
-        <m:r>
-          <m:t xml:space="preserve">=−</m:t>
+          <m:t xml:space="preserve">Δ=−</m:t>
         </m:r>
         <m:r>
           <m:t xml:space="preserve">11</m:t>
         </m:r>
-        <m:r>
-          <m:t xml:space="preserve">&lt;</m:t>
-        </m:r>
-        <m:r>
-          <m:t xml:space="preserve">0</m:t>
-        </m:r>
       </m:oMath>
       <w:r>
         <w:rPr>
@@ -5703,30 +6191,93 @@
           <w:sz w:val="24"/>
           <w:szCs w:val="24"/>
         </w:rPr>
-        <w:t xml:space="preserve">，無實數根。</w:t>
-      </w:r>
-    </w:p>
-    <w:p>
-      <w:pPr>
+        <w:t xml:space="preserve">，小於 0，無實數根</w:t>
+      </w:r>
+    </w:p>
+    <w:p>
+      <w:pPr>
+        <w:keepNext/>
         <w:spacing w:line="360" w:lineRule="auto" w:after="80"/>
         <w:jc w:val="left"/>
       </w:pPr>
       <w:r>
         <w:rPr>
           <w:rFonts w:ascii="Calibri" w:hAnsi="Calibri" w:eastAsia="微軟正黑體"/>
-          <w:sz w:val="24"/>
-          <w:szCs w:val="24"/>
-        </w:rPr>
-        <w:t xml:space="preserve">方法四：19．</w:t>
+          <w:b/>
+          <w:bCs/>
+          <w:sz w:val="28"/>
+          <w:szCs w:val="28"/>
+        </w:rPr>
+        <w:t xml:space="preserve">方法四：因式分解法</w:t>
+      </w:r>
+    </w:p>
+    <w:p>
+      <w:pPr>
+        <w:spacing w:line="360" w:lineRule="auto" w:after="80"/>
+        <w:jc w:val="left"/>
+      </w:pPr>
+      <w:r>
+        <w:rPr>
+          <w:rFonts w:ascii="Calibri" w:hAnsi="Calibri" w:eastAsia="微軟正黑體"/>
+          <w:sz w:val="24"/>
+          <w:szCs w:val="24"/>
+        </w:rPr>
+        <w:t xml:space="preserve">19．</w:t>
       </w:r>
       <m:oMath>
         <m:r>
+          <m:t xml:space="preserve">(</m:t>
+        </m:r>
+        <m:r>
           <m:t xml:space="preserve">x</m:t>
         </m:r>
         <m:r>
+          <m:t xml:space="preserve">−</m:t>
+        </m:r>
+        <m:r>
+          <m:t xml:space="preserve">2</m:t>
+        </m:r>
+        <m:r>
+          <m:t xml:space="preserve">)</m:t>
+        </m:r>
+        <m:r>
+          <m:t xml:space="preserve">(</m:t>
+        </m:r>
+        <m:r>
+          <m:t xml:space="preserve">x</m:t>
+        </m:r>
+        <m:r>
+          <m:t xml:space="preserve">−</m:t>
+        </m:r>
+        <m:r>
+          <m:t xml:space="preserve">3</m:t>
+        </m:r>
+        <m:r>
+          <m:t xml:space="preserve">)</m:t>
+        </m:r>
+        <m:r>
           <m:t xml:space="preserve">=</m:t>
         </m:r>
         <m:r>
+          <m:t xml:space="preserve">0</m:t>
+        </m:r>
+      </m:oMath>
+      <w:r>
+        <w:rPr>
+          <w:rFonts w:ascii="Calibri" w:hAnsi="Calibri" w:eastAsia="微軟正黑體"/>
+          <w:sz w:val="24"/>
+          <w:szCs w:val="24"/>
+        </w:rPr>
+        <w:t xml:space="preserve">，</w:t>
+      </w:r>
+      <m:oMath>
+        <m:r>
+          <m:t xml:space="preserve">x</m:t>
+        </m:r>
+        <m:r>
+          <m:t xml:space="preserve">=</m:t>
+        </m:r>
+        <m:r>
           <m:t xml:space="preserve">2</m:t>
         </m:r>
       </m:oMath>
@@ -5749,13 +6300,19 @@
           <m:t xml:space="preserve">3</m:t>
         </m:r>
       </m:oMath>
-      <w:r>
-        <w:rPr>
-          <w:rFonts w:ascii="Calibri" w:hAnsi="Calibri" w:eastAsia="微軟正黑體"/>
-          <w:sz w:val="24"/>
-          <w:szCs w:val="24"/>
-        </w:rPr>
-        <w:t xml:space="preserve">　20．</w:t>
+    </w:p>
+    <w:p>
+      <w:pPr>
+        <w:spacing w:line="360" w:lineRule="auto" w:after="80"/>
+        <w:jc w:val="left"/>
+      </w:pPr>
+      <w:r>
+        <w:rPr>
+          <w:rFonts w:ascii="Calibri" w:hAnsi="Calibri" w:eastAsia="微軟正黑體"/>
+          <w:sz w:val="24"/>
+          <w:szCs w:val="24"/>
+        </w:rPr>
+        <w:t xml:space="preserve">20．</w:t>
       </w:r>
       <m:oMath>
         <m:r>
@@ -5768,13 +6325,68 @@
           <m:t xml:space="preserve">3</m:t>
         </m:r>
       </m:oMath>
-      <w:r>
-        <w:rPr>
-          <w:rFonts w:ascii="Calibri" w:hAnsi="Calibri" w:eastAsia="微軟正黑體"/>
-          <w:sz w:val="24"/>
-          <w:szCs w:val="24"/>
-        </w:rPr>
-        <w:t xml:space="preserve">　21．</w:t>
+    </w:p>
+    <w:p>
+      <w:pPr>
+        <w:spacing w:line="360" w:lineRule="auto" w:after="80"/>
+        <w:jc w:val="left"/>
+      </w:pPr>
+      <w:r>
+        <w:rPr>
+          <w:rFonts w:ascii="Calibri" w:hAnsi="Calibri" w:eastAsia="微軟正黑體"/>
+          <w:sz w:val="24"/>
+          <w:szCs w:val="24"/>
+        </w:rPr>
+        <w:t xml:space="preserve">21．</w:t>
+      </w:r>
+      <m:oMath>
+        <m:r>
+          <m:t xml:space="preserve">(</m:t>
+        </m:r>
+        <m:r>
+          <m:t xml:space="preserve">2</m:t>
+        </m:r>
+        <m:r>
+          <m:t xml:space="preserve">x</m:t>
+        </m:r>
+        <m:r>
+          <m:t xml:space="preserve">−</m:t>
+        </m:r>
+        <m:r>
+          <m:t xml:space="preserve">1</m:t>
+        </m:r>
+        <m:r>
+          <m:t xml:space="preserve">)</m:t>
+        </m:r>
+        <m:r>
+          <m:t xml:space="preserve">(</m:t>
+        </m:r>
+        <m:r>
+          <m:t xml:space="preserve">x</m:t>
+        </m:r>
+        <m:r>
+          <m:t xml:space="preserve">−</m:t>
+        </m:r>
+        <m:r>
+          <m:t xml:space="preserve">3</m:t>
+        </m:r>
+        <m:r>
+          <m:t xml:space="preserve">)</m:t>
+        </m:r>
+        <m:r>
+          <m:t xml:space="preserve">=</m:t>
+        </m:r>
+        <m:r>
+          <m:t xml:space="preserve">0</m:t>
+        </m:r>
+      </m:oMath>
+      <w:r>
+        <w:rPr>
+          <w:rFonts w:ascii="Calibri" w:hAnsi="Calibri" w:eastAsia="微軟正黑體"/>
+          <w:sz w:val="24"/>
+          <w:szCs w:val="24"/>
+        </w:rPr>
+        <w:t xml:space="preserve">，</w:t>
       </w:r>
       <m:oMath>
         <m:r>
@@ -5815,22 +6427,74 @@
           <m:t xml:space="preserve">3</m:t>
         </m:r>
       </m:oMath>
-      <w:r>
-        <w:rPr>
-          <w:rFonts w:ascii="Calibri" w:hAnsi="Calibri" w:eastAsia="微軟正黑體"/>
-          <w:sz w:val="24"/>
-          <w:szCs w:val="24"/>
-        </w:rPr>
-        <w:t xml:space="preserve">　22．</w:t>
+    </w:p>
+    <w:p>
+      <w:pPr>
+        <w:spacing w:line="360" w:lineRule="auto" w:after="80"/>
+        <w:jc w:val="left"/>
+      </w:pPr>
+      <w:r>
+        <w:rPr>
+          <w:rFonts w:ascii="Calibri" w:hAnsi="Calibri" w:eastAsia="微軟正黑體"/>
+          <w:sz w:val="24"/>
+          <w:szCs w:val="24"/>
+        </w:rPr>
+        <w:t xml:space="preserve">22．</w:t>
       </w:r>
       <m:oMath>
         <m:r>
+          <m:t xml:space="preserve">(</m:t>
+        </m:r>
+        <m:r>
           <m:t xml:space="preserve">x</m:t>
         </m:r>
         <m:r>
+          <m:t xml:space="preserve">−</m:t>
+        </m:r>
+        <m:r>
+          <m:t xml:space="preserve">4</m:t>
+        </m:r>
+        <m:r>
+          <m:t xml:space="preserve">)</m:t>
+        </m:r>
+        <m:r>
+          <m:t xml:space="preserve">(</m:t>
+        </m:r>
+        <m:r>
+          <m:t xml:space="preserve">x</m:t>
+        </m:r>
+        <m:r>
+          <m:t xml:space="preserve">+</m:t>
+        </m:r>
+        <m:r>
+          <m:t xml:space="preserve">3</m:t>
+        </m:r>
+        <m:r>
+          <m:t xml:space="preserve">)</m:t>
+        </m:r>
+        <m:r>
           <m:t xml:space="preserve">=</m:t>
         </m:r>
         <m:r>
+          <m:t xml:space="preserve">0</m:t>
+        </m:r>
+      </m:oMath>
+      <w:r>
+        <w:rPr>
+          <w:rFonts w:ascii="Calibri" w:hAnsi="Calibri" w:eastAsia="微軟正黑體"/>
+          <w:sz w:val="24"/>
+          <w:szCs w:val="24"/>
+        </w:rPr>
+        <w:t xml:space="preserve">，</w:t>
+      </w:r>
+      <m:oMath>
+        <m:r>
+          <m:t xml:space="preserve">x</m:t>
+        </m:r>
+        <m:r>
+          <m:t xml:space="preserve">=</m:t>
+        </m:r>
+        <m:r>
           <m:t xml:space="preserve">4</m:t>
         </m:r>
       </m:oMath>
@@ -5853,13 +6517,19 @@
           <m:t xml:space="preserve">3</m:t>
         </m:r>
       </m:oMath>
-      <w:r>
-        <w:rPr>
-          <w:rFonts w:ascii="Calibri" w:hAnsi="Calibri" w:eastAsia="微軟正黑體"/>
-          <w:sz w:val="24"/>
-          <w:szCs w:val="24"/>
-        </w:rPr>
-        <w:t xml:space="preserve">　23．先移項 </w:t>
+    </w:p>
+    <w:p>
+      <w:pPr>
+        <w:spacing w:line="360" w:lineRule="auto" w:after="80"/>
+        <w:jc w:val="left"/>
+      </w:pPr>
+      <w:r>
+        <w:rPr>
+          <w:rFonts w:ascii="Calibri" w:hAnsi="Calibri" w:eastAsia="微軟正黑體"/>
+          <w:sz w:val="24"/>
+          <w:szCs w:val="24"/>
+        </w:rPr>
+        <w:t xml:space="preserve">23．先移項成 </w:t>
       </w:r>
       <m:oMath>
         <m:sSup>
@@ -5962,13 +6632,23 @@
           <m:t xml:space="preserve">5</m:t>
         </m:r>
       </m:oMath>
-      <w:r>
-        <w:rPr>
-          <w:rFonts w:ascii="Calibri" w:hAnsi="Calibri" w:eastAsia="微軟正黑體"/>
-          <w:sz w:val="24"/>
-          <w:szCs w:val="24"/>
-        </w:rPr>
-        <w:t xml:space="preserve">（不可兩邊除以 x，會漏 </w:t>
+    </w:p>
+    <w:p>
+      <w:pPr>
+        <w:spacing w:line="360" w:lineRule="auto" w:after="80"/>
+        <w:shd w:val="clear" w:color="auto" w:fill="F0F0F0"/>
+        <w:pBdr>
+          <w:left w:val="single" w:sz="18" w:space="8" w:color="555555"/>
+        </w:pBdr>
+        <w:jc w:val="left"/>
+      </w:pPr>
+      <w:r>
+        <w:rPr>
+          <w:rFonts w:ascii="Calibri" w:hAnsi="Calibri" w:eastAsia="微軟正黑體"/>
+          <w:sz w:val="24"/>
+          <w:szCs w:val="24"/>
+        </w:rPr>
+        <w:t xml:space="preserve">※ 第 23 題重點：兩邊都有 x 時不可以除以 x，否則會漏掉 </w:t>
       </w:r>
       <m:oMath>
         <m:r>
@@ -5987,7 +6667,21 @@
           <w:sz w:val="24"/>
           <w:szCs w:val="24"/>
         </w:rPr>
-        <w:t xml:space="preserve">）　24．</w:t>
+        <w:t xml:space="preserve"> 這個根。</w:t>
+      </w:r>
+    </w:p>
+    <w:p>
+      <w:pPr>
+        <w:spacing w:line="360" w:lineRule="auto" w:after="80"/>
+        <w:jc w:val="left"/>
+      </w:pPr>
+      <w:r>
+        <w:rPr>
+          <w:rFonts w:ascii="Calibri" w:hAnsi="Calibri" w:eastAsia="微軟正黑體"/>
+          <w:sz w:val="24"/>
+          <w:szCs w:val="24"/>
+        </w:rPr>
+        <w:t xml:space="preserve">24．</w:t>
       </w:r>
       <m:oMath>
         <m:sSup>
@@ -6030,23 +6724,68 @@
           <w:sz w:val="24"/>
           <w:szCs w:val="24"/>
         </w:rPr>
-        <w:t xml:space="preserve">（答案不唯一，符合兩根為 2、−6 即可）。</w:t>
-      </w:r>
-    </w:p>
-    <w:p>
-      <w:pPr>
+        <w:t xml:space="preserve">（答案不唯一，兩根是 2 和 −6 即可）</w:t>
+      </w:r>
+    </w:p>
+    <w:p>
+      <w:pPr>
+        <w:keepNext/>
         <w:spacing w:line="360" w:lineRule="auto" w:after="80"/>
         <w:jc w:val="left"/>
       </w:pPr>
       <w:r>
         <w:rPr>
           <w:rFonts w:ascii="Calibri" w:hAnsi="Calibri" w:eastAsia="微軟正黑體"/>
-          <w:sz w:val="24"/>
-          <w:szCs w:val="24"/>
-        </w:rPr>
-        <w:t xml:space="preserve">綜合練習：25．直接開平方法，</w:t>
+          <w:b/>
+          <w:bCs/>
+          <w:sz w:val="28"/>
+          <w:szCs w:val="28"/>
+        </w:rPr>
+        <w:t xml:space="preserve">五、四種方法怎麼選</w:t>
+      </w:r>
+    </w:p>
+    <w:p>
+      <w:pPr>
+        <w:spacing w:line="360" w:lineRule="auto" w:after="80"/>
+        <w:jc w:val="left"/>
+      </w:pPr>
+      <w:r>
+        <w:rPr>
+          <w:rFonts w:ascii="Calibri" w:hAnsi="Calibri" w:eastAsia="微軟正黑體"/>
+          <w:sz w:val="24"/>
+          <w:szCs w:val="24"/>
+        </w:rPr>
+        <w:t xml:space="preserve">25．直接開平方法（已是 </w:t>
       </w:r>
       <m:oMath>
+        <m:sSup>
+          <m:e>
+            <m:r>
+              <m:t xml:space="preserve">x</m:t>
+            </m:r>
+          </m:e>
+          <m:sup>
+            <m:r>
+              <m:t xml:space="preserve">2</m:t>
+            </m:r>
+          </m:sup>
+        </m:sSup>
+        <m:r>
+          <m:t xml:space="preserve">=</m:t>
+        </m:r>
+        <m:r>
+          <m:t xml:space="preserve">p</m:t>
+        </m:r>
+      </m:oMath>
+      <w:r>
+        <w:rPr>
+          <w:rFonts w:ascii="Calibri" w:hAnsi="Calibri" w:eastAsia="微軟正黑體"/>
+          <w:sz w:val="24"/>
+          <w:szCs w:val="24"/>
+        </w:rPr>
+        <w:t xml:space="preserve"> 型），</w:t>
+      </w:r>
+      <m:oMath>
         <m:r>
           <m:t xml:space="preserve">x</m:t>
         </m:r>
@@ -6057,13 +6796,19 @@
           <m:t xml:space="preserve">7</m:t>
         </m:r>
       </m:oMath>
-      <w:r>
-        <w:rPr>
-          <w:rFonts w:ascii="Calibri" w:hAnsi="Calibri" w:eastAsia="微軟正黑體"/>
-          <w:sz w:val="24"/>
-          <w:szCs w:val="24"/>
-        </w:rPr>
-        <w:t xml:space="preserve">　26．因式分解法，</w:t>
+    </w:p>
+    <w:p>
+      <w:pPr>
+        <w:spacing w:line="360" w:lineRule="auto" w:after="80"/>
+        <w:jc w:val="left"/>
+      </w:pPr>
+      <w:r>
+        <w:rPr>
+          <w:rFonts w:ascii="Calibri" w:hAnsi="Calibri" w:eastAsia="微軟正黑體"/>
+          <w:sz w:val="24"/>
+          <w:szCs w:val="24"/>
+        </w:rPr>
+        <w:t xml:space="preserve">26．因式分解法（一眼看出），</w:t>
       </w:r>
       <m:oMath>
         <m:r>
@@ -6141,13 +6886,35 @@
           <m:t xml:space="preserve">4</m:t>
         </m:r>
       </m:oMath>
-      <w:r>
-        <w:rPr>
-          <w:rFonts w:ascii="Calibri" w:hAnsi="Calibri" w:eastAsia="微軟正黑體"/>
-          <w:sz w:val="24"/>
-          <w:szCs w:val="24"/>
-        </w:rPr>
-        <w:t xml:space="preserve">　27．公式法（不易因式分解），</w:t>
+    </w:p>
+    <w:p>
+      <w:pPr>
+        <w:spacing w:line="360" w:lineRule="auto" w:after="80"/>
+        <w:jc w:val="left"/>
+      </w:pPr>
+      <w:r>
+        <w:rPr>
+          <w:rFonts w:ascii="Calibri" w:hAnsi="Calibri" w:eastAsia="微軟正黑體"/>
+          <w:sz w:val="24"/>
+          <w:szCs w:val="24"/>
+        </w:rPr>
+        <w:t xml:space="preserve">27．公式法（分解不出），</w:t>
+      </w:r>
+      <m:oMath>
+        <m:r>
+          <m:t xml:space="preserve">Δ=</m:t>
+        </m:r>
+        <m:r>
+          <m:t xml:space="preserve">13</m:t>
+        </m:r>
+      </m:oMath>
+      <w:r>
+        <w:rPr>
+          <w:rFonts w:ascii="Calibri" w:hAnsi="Calibri" w:eastAsia="微軟正黑體"/>
+          <w:sz w:val="24"/>
+          <w:szCs w:val="24"/>
+        </w:rPr>
+        <w:t xml:space="preserve">，</w:t>
       </w:r>
       <m:oMath>
         <m:r>
@@ -6186,13 +6953,19 @@
           </m:den>
         </m:f>
       </m:oMath>
-      <w:r>
-        <w:rPr>
-          <w:rFonts w:ascii="Calibri" w:hAnsi="Calibri" w:eastAsia="微軟正黑體"/>
-          <w:sz w:val="24"/>
-          <w:szCs w:val="24"/>
-        </w:rPr>
-        <w:t xml:space="preserve">　28．直接開平方法（已是平方形式），</w:t>
+    </w:p>
+    <w:p>
+      <w:pPr>
+        <w:spacing w:line="360" w:lineRule="auto" w:after="80"/>
+        <w:jc w:val="left"/>
+      </w:pPr>
+      <w:r>
+        <w:rPr>
+          <w:rFonts w:ascii="Calibri" w:hAnsi="Calibri" w:eastAsia="微軟正黑體"/>
+          <w:sz w:val="24"/>
+          <w:szCs w:val="24"/>
+        </w:rPr>
+        <w:t xml:space="preserve">28．直接開平方法（已是平方形式），</w:t>
       </w:r>
       <m:oMath>
         <m:r>
@@ -6222,14 +6995,6 @@
           </m:e>
         </m:rad>
       </m:oMath>
-      <w:r>
-        <w:rPr>
-          <w:rFonts w:ascii="Calibri" w:hAnsi="Calibri" w:eastAsia="微軟正黑體"/>
-          <w:sz w:val="24"/>
-          <w:szCs w:val="24"/>
-        </w:rPr>
-        <w:t xml:space="preserve">。</w:t>
-      </w:r>
     </w:p>
     <w:sectPr>
       <w:footerReference w:type="default" r:id="rIdFooter1"/>

--- a/抽離教學_數學/初三數學/融合班講義練習/01_一元二次方程_概念與三種解法/練習_一元二次方程_概念與三種解法_融合版.docx
+++ b/抽離教學_數學/初三數學/融合班講義練習/01_一元二次方程_概念與三種解法/練習_一元二次方程_概念與三種解法_融合版.docx
@@ -51,6 +51,24 @@
           <w:szCs w:val="24"/>
         </w:rPr>
         <w:t xml:space="preserve">提示：開始前先回頭看《課堂講義》對應方法的手順卡，照著同樣的步驟做。每一題都把過程寫出來，答完後做自我核對清單。</w:t>
+      </w:r>
+    </w:p>
+    <w:p>
+      <w:pPr>
+        <w:spacing w:line="360" w:lineRule="auto" w:after="80"/>
+        <w:shd w:val="clear" w:color="auto" w:fill="F0F0F0"/>
+        <w:pBdr>
+          <w:left w:val="single" w:sz="18" w:space="8" w:color="555555"/>
+        </w:pBdr>
+        <w:jc w:val="left"/>
+      </w:pPr>
+      <w:r>
+        <w:rPr>
+          <w:rFonts w:ascii="Calibri" w:hAnsi="Calibri" w:eastAsia="微軟正黑體"/>
+          <w:sz w:val="24"/>
+          <w:szCs w:val="24"/>
+        </w:rPr>
+        <w:t xml:space="preserve">寫算式三條規矩：① 一行只寫一個等號，等號上下對齊　② 開平方或因式分解之後分兩支寫，中間寫「或」　③ 最後一行用「∴」寫答句</w:t>
       </w:r>
     </w:p>
     <w:p>
@@ -965,67 +983,67 @@
                 <w:sz w:val="22"/>
                 <w:szCs w:val="22"/>
               </w:rPr>
-              <w:t xml:space="preserve">☐ 開平方時兩個解都寫出來（</w:t>
-            </w:r>
-            <m:oMath>
-              <m:r>
-                <m:t xml:space="preserve">±</m:t>
-              </m:r>
-            </m:oMath>
+              <w:t xml:space="preserve">☐ 開平方後分兩支寫，中間有寫「或」，兩個解都寫出來</w:t>
+            </w:r>
+          </w:p>
+          <w:p>
+            <w:pPr>
+              <w:jc w:val="left"/>
+            </w:pPr>
             <w:r>
               <w:rPr>
                 <w:rFonts w:ascii="Calibri" w:hAnsi="Calibri" w:eastAsia="微軟正黑體"/>
                 <w:sz w:val="22"/>
                 <w:szCs w:val="22"/>
               </w:rPr>
-              <w:t xml:space="preserve">）</w:t>
-            </w:r>
-          </w:p>
-          <w:p>
-            <w:pPr>
-              <w:jc w:val="left"/>
-            </w:pPr>
+              <w:t xml:space="preserve">☐ 有 </w:t>
+            </w:r>
+            <m:oMath>
+              <m:sSup>
+                <m:e>
+                  <m:r>
+                    <m:t xml:space="preserve">(</m:t>
+                  </m:r>
+                  <m:r>
+                    <m:t xml:space="preserve">x</m:t>
+                  </m:r>
+                  <m:r>
+                    <m:t xml:space="preserve">+</m:t>
+                  </m:r>
+                  <m:r>
+                    <m:t xml:space="preserve">k</m:t>
+                  </m:r>
+                  <m:r>
+                    <m:t xml:space="preserve">)</m:t>
+                  </m:r>
+                </m:e>
+                <m:sup>
+                  <m:r>
+                    <m:t xml:space="preserve">2</m:t>
+                  </m:r>
+                </m:sup>
+              </m:sSup>
+            </m:oMath>
             <w:r>
               <w:rPr>
                 <w:rFonts w:ascii="Calibri" w:hAnsi="Calibri" w:eastAsia="微軟正黑體"/>
                 <w:sz w:val="22"/>
                 <w:szCs w:val="22"/>
               </w:rPr>
-              <w:t xml:space="preserve">☐ 有 </w:t>
-            </w:r>
-            <m:oMath>
-              <m:sSup>
-                <m:e>
-                  <m:r>
-                    <m:t xml:space="preserve">(</m:t>
-                  </m:r>
-                  <m:r>
-                    <m:t xml:space="preserve">x</m:t>
-                  </m:r>
-                  <m:r>
-                    <m:t xml:space="preserve">+</m:t>
-                  </m:r>
-                  <m:r>
-                    <m:t xml:space="preserve">k</m:t>
-                  </m:r>
-                  <m:r>
-                    <m:t xml:space="preserve">)</m:t>
-                  </m:r>
-                </m:e>
-                <m:sup>
-                  <m:r>
-                    <m:t xml:space="preserve">2</m:t>
-                  </m:r>
-                </m:sup>
-              </m:sSup>
-            </m:oMath>
+              <w:t xml:space="preserve"> 型的，兩支都有移項解出 x</w:t>
+            </w:r>
+          </w:p>
+          <w:p>
+            <w:pPr>
+              <w:jc w:val="left"/>
+            </w:pPr>
             <w:r>
               <w:rPr>
                 <w:rFonts w:ascii="Calibri" w:hAnsi="Calibri" w:eastAsia="微軟正黑體"/>
                 <w:sz w:val="22"/>
                 <w:szCs w:val="22"/>
               </w:rPr>
-              <w:t xml:space="preserve"> 型的，最後有移項解出 x</w:t>
+              <w:t xml:space="preserve">☐ 最後一行有用「∴」寫答句</w:t>
             </w:r>
           </w:p>
         </w:tc>
@@ -2178,13 +2196,21 @@
                 <w:sz w:val="22"/>
                 <w:szCs w:val="22"/>
               </w:rPr>
-              <w:t xml:space="preserve">☐ 配方後記得開平方時寫 </w:t>
-            </w:r>
-            <m:oMath>
-              <m:r>
-                <m:t xml:space="preserve">±</m:t>
-              </m:r>
-            </m:oMath>
+              <w:t xml:space="preserve">☐ 配方後開平方有分兩支寫，中間有寫「或」</w:t>
+            </w:r>
+          </w:p>
+          <w:p>
+            <w:pPr>
+              <w:jc w:val="left"/>
+            </w:pPr>
+            <w:r>
+              <w:rPr>
+                <w:rFonts w:ascii="Calibri" w:hAnsi="Calibri" w:eastAsia="微軟正黑體"/>
+                <w:sz w:val="22"/>
+                <w:szCs w:val="22"/>
+              </w:rPr>
+              <w:t xml:space="preserve">☐ 最後一行有用「∴」寫答句</w:t>
+            </w:r>
           </w:p>
         </w:tc>
       </w:tr>
@@ -3316,6 +3342,35 @@
               <w:t xml:space="preserve"> 時，直接寫「無實數根」，不用再往下算</w:t>
             </w:r>
           </w:p>
+          <w:p>
+            <w:pPr>
+              <w:jc w:val="left"/>
+            </w:pPr>
+            <w:r>
+              <w:rPr>
+                <w:rFonts w:ascii="Calibri" w:hAnsi="Calibri" w:eastAsia="微軟正黑體"/>
+                <w:sz w:val="22"/>
+                <w:szCs w:val="22"/>
+              </w:rPr>
+              <w:t xml:space="preserve">☐ </w:t>
+            </w:r>
+            <m:oMath>
+              <m:r>
+                <m:t xml:space="preserve">Δ&gt;</m:t>
+              </m:r>
+              <m:r>
+                <m:t xml:space="preserve">0</m:t>
+              </m:r>
+            </m:oMath>
+            <w:r>
+              <w:rPr>
+                <w:rFonts w:ascii="Calibri" w:hAnsi="Calibri" w:eastAsia="微軟正黑體"/>
+                <w:sz w:val="22"/>
+                <w:szCs w:val="22"/>
+              </w:rPr>
+              <w:t xml:space="preserve"> 時，公式的 ± 有拆成兩支，最後有用「∴」寫答句</w:t>
+            </w:r>
+          </w:p>
         </w:tc>
       </w:tr>
     </w:tbl>
@@ -4314,6 +4369,19 @@
               <w:t xml:space="preserve">☐ 有把兩邊都是 x 的情況先移項，不是直接除以 x</w:t>
             </w:r>
           </w:p>
+          <w:p>
+            <w:pPr>
+              <w:jc w:val="left"/>
+            </w:pPr>
+            <w:r>
+              <w:rPr>
+                <w:rFonts w:ascii="Calibri" w:hAnsi="Calibri" w:eastAsia="微軟正黑體"/>
+                <w:sz w:val="22"/>
+                <w:szCs w:val="22"/>
+              </w:rPr>
+              <w:t xml:space="preserve">☐ 最後一行有用「∴」寫答句</w:t>
+            </w:r>
+          </w:p>
         </w:tc>
       </w:tr>
     </w:tbl>
@@ -4914,11 +4982,48 @@
         <w:t xml:space="preserve">1．</w:t>
       </w:r>
       <m:oMath>
-        <m:r>
-          <m:t xml:space="preserve">x</m:t>
-        </m:r>
-        <m:r>
-          <m:t xml:space="preserve">=±</m:t>
+        <m:sSub>
+          <m:e>
+            <m:r>
+              <m:t xml:space="preserve">x</m:t>
+            </m:r>
+          </m:e>
+          <m:sub>
+            <m:r>
+              <m:t xml:space="preserve">1</m:t>
+            </m:r>
+          </m:sub>
+        </m:sSub>
+        <m:r>
+          <m:t xml:space="preserve">=</m:t>
+        </m:r>
+        <m:r>
+          <m:t xml:space="preserve">4</m:t>
+        </m:r>
+      </m:oMath>
+      <w:r>
+        <w:rPr>
+          <w:rFonts w:ascii="Calibri" w:hAnsi="Calibri" w:eastAsia="微軟正黑體"/>
+          <w:sz w:val="24"/>
+          <w:szCs w:val="24"/>
+        </w:rPr>
+        <w:t xml:space="preserve"> 或 </w:t>
+      </w:r>
+      <m:oMath>
+        <m:sSub>
+          <m:e>
+            <m:r>
+              <m:t xml:space="preserve">x</m:t>
+            </m:r>
+          </m:e>
+          <m:sub>
+            <m:r>
+              <m:t xml:space="preserve">2</m:t>
+            </m:r>
+          </m:sub>
+        </m:sSub>
+        <m:r>
+          <m:t xml:space="preserve">=−</m:t>
         </m:r>
         <m:r>
           <m:t xml:space="preserve">4</m:t>
@@ -4939,9 +5044,18 @@
         <w:t xml:space="preserve">2．</w:t>
       </w:r>
       <m:oMath>
-        <m:r>
-          <m:t xml:space="preserve">x</m:t>
-        </m:r>
+        <m:sSub>
+          <m:e>
+            <m:r>
+              <m:t xml:space="preserve">x</m:t>
+            </m:r>
+          </m:e>
+          <m:sub>
+            <m:r>
+              <m:t xml:space="preserve">1</m:t>
+            </m:r>
+          </m:sub>
+        </m:sSub>
         <m:r>
           <m:t xml:space="preserve">=</m:t>
         </m:r>
@@ -4958,9 +5072,18 @@
         <w:t xml:space="preserve"> 或 </w:t>
       </w:r>
       <m:oMath>
-        <m:r>
-          <m:t xml:space="preserve">x</m:t>
-        </m:r>
+        <m:sSub>
+          <m:e>
+            <m:r>
+              <m:t xml:space="preserve">x</m:t>
+            </m:r>
+          </m:e>
+          <m:sub>
+            <m:r>
+              <m:t xml:space="preserve">2</m:t>
+            </m:r>
+          </m:sub>
+        </m:sSub>
         <m:r>
           <m:t xml:space="preserve">=−</m:t>
         </m:r>
@@ -5008,14 +5131,51 @@
           <w:sz w:val="24"/>
           <w:szCs w:val="24"/>
         </w:rPr>
-        <w:t xml:space="preserve">，</w:t>
+        <w:t xml:space="preserve">；</w:t>
       </w:r>
       <m:oMath>
-        <m:r>
-          <m:t xml:space="preserve">x</m:t>
-        </m:r>
-        <m:r>
-          <m:t xml:space="preserve">=±</m:t>
+        <m:sSub>
+          <m:e>
+            <m:r>
+              <m:t xml:space="preserve">x</m:t>
+            </m:r>
+          </m:e>
+          <m:sub>
+            <m:r>
+              <m:t xml:space="preserve">1</m:t>
+            </m:r>
+          </m:sub>
+        </m:sSub>
+        <m:r>
+          <m:t xml:space="preserve">=</m:t>
+        </m:r>
+        <m:r>
+          <m:t xml:space="preserve">2</m:t>
+        </m:r>
+      </m:oMath>
+      <w:r>
+        <w:rPr>
+          <w:rFonts w:ascii="Calibri" w:hAnsi="Calibri" w:eastAsia="微軟正黑體"/>
+          <w:sz w:val="24"/>
+          <w:szCs w:val="24"/>
+        </w:rPr>
+        <w:t xml:space="preserve"> 或 </w:t>
+      </w:r>
+      <m:oMath>
+        <m:sSub>
+          <m:e>
+            <m:r>
+              <m:t xml:space="preserve">x</m:t>
+            </m:r>
+          </m:e>
+          <m:sub>
+            <m:r>
+              <m:t xml:space="preserve">2</m:t>
+            </m:r>
+          </m:sub>
+        </m:sSub>
+        <m:r>
+          <m:t xml:space="preserve">=−</m:t>
         </m:r>
         <m:r>
           <m:t xml:space="preserve">2</m:t>
@@ -5073,12 +5233,21 @@
           <w:sz w:val="24"/>
           <w:szCs w:val="24"/>
         </w:rPr>
-        <w:t xml:space="preserve">，</w:t>
+        <w:t xml:space="preserve">；</w:t>
       </w:r>
       <m:oMath>
-        <m:r>
-          <m:t xml:space="preserve">x</m:t>
-        </m:r>
+        <m:sSub>
+          <m:e>
+            <m:r>
+              <m:t xml:space="preserve">x</m:t>
+            </m:r>
+          </m:e>
+          <m:sub>
+            <m:r>
+              <m:t xml:space="preserve">1</m:t>
+            </m:r>
+          </m:sub>
+        </m:sSub>
         <m:r>
           <m:t xml:space="preserve">=</m:t>
         </m:r>
@@ -5086,7 +5255,7 @@
           <m:t xml:space="preserve">1</m:t>
         </m:r>
         <m:r>
-          <m:t xml:space="preserve">±</m:t>
+          <m:t xml:space="preserve">+</m:t>
         </m:r>
         <m:rad>
           <m:radPr>
@@ -5100,246 +5269,35 @@
           </m:e>
         </m:rad>
       </m:oMath>
-    </w:p>
-    <w:p>
-      <w:pPr>
-        <w:spacing w:line="360" w:lineRule="auto" w:after="80"/>
-        <w:jc w:val="left"/>
-      </w:pPr>
-      <w:r>
-        <w:rPr>
-          <w:rFonts w:ascii="Calibri" w:hAnsi="Calibri" w:eastAsia="微軟正黑體"/>
-          <w:sz w:val="24"/>
-          <w:szCs w:val="24"/>
-        </w:rPr>
-        <w:t xml:space="preserve">5．</w:t>
+      <w:r>
+        <w:rPr>
+          <w:rFonts w:ascii="Calibri" w:hAnsi="Calibri" w:eastAsia="微軟正黑體"/>
+          <w:sz w:val="24"/>
+          <w:szCs w:val="24"/>
+        </w:rPr>
+        <w:t xml:space="preserve"> 或 </w:t>
       </w:r>
       <m:oMath>
-        <m:r>
-          <m:t xml:space="preserve">9</m:t>
-        </m:r>
-        <m:sSup>
+        <m:sSub>
           <m:e>
             <m:r>
               <m:t xml:space="preserve">x</m:t>
             </m:r>
           </m:e>
-          <m:sup>
+          <m:sub>
             <m:r>
               <m:t xml:space="preserve">2</m:t>
             </m:r>
-          </m:sup>
-        </m:sSup>
-        <m:r>
-          <m:t xml:space="preserve">=−</m:t>
-        </m:r>
-        <m:r>
-          <m:t xml:space="preserve">4</m:t>
-        </m:r>
-      </m:oMath>
-      <w:r>
-        <w:rPr>
-          <w:rFonts w:ascii="Calibri" w:hAnsi="Calibri" w:eastAsia="微軟正黑體"/>
-          <w:sz w:val="24"/>
-          <w:szCs w:val="24"/>
-        </w:rPr>
-        <w:t xml:space="preserve">，</w:t>
-      </w:r>
-      <m:oMath>
-        <m:sSup>
-          <m:e>
-            <m:r>
-              <m:t xml:space="preserve">x</m:t>
-            </m:r>
-          </m:e>
-          <m:sup>
-            <m:r>
-              <m:t xml:space="preserve">2</m:t>
-            </m:r>
-          </m:sup>
-        </m:sSup>
-        <m:r>
-          <m:t xml:space="preserve">=−</m:t>
-        </m:r>
-        <m:f>
-          <m:num>
-            <m:r>
-              <m:t xml:space="preserve">4</m:t>
-            </m:r>
-          </m:num>
-          <m:den>
-            <m:r>
-              <m:t xml:space="preserve">9</m:t>
-            </m:r>
-          </m:den>
-        </m:f>
-      </m:oMath>
-      <w:r>
-        <w:rPr>
-          <w:rFonts w:ascii="Calibri" w:hAnsi="Calibri" w:eastAsia="微軟正黑體"/>
-          <w:sz w:val="24"/>
-          <w:szCs w:val="24"/>
-        </w:rPr>
-        <w:t xml:space="preserve">——右邊是負數，無實數根</w:t>
-      </w:r>
-    </w:p>
-    <w:p>
-      <w:pPr>
-        <w:spacing w:line="360" w:lineRule="auto" w:after="80"/>
-        <w:jc w:val="left"/>
-      </w:pPr>
-      <w:r>
-        <w:rPr>
-          <w:rFonts w:ascii="Calibri" w:hAnsi="Calibri" w:eastAsia="微軟正黑體"/>
-          <w:sz w:val="24"/>
-          <w:szCs w:val="24"/>
-        </w:rPr>
-        <w:t xml:space="preserve">6．小華漏了先判斷右邊的正負。</w:t>
-      </w:r>
-      <m:oMath>
+          </m:sub>
+        </m:sSub>
+        <m:r>
+          <m:t xml:space="preserve">=</m:t>
+        </m:r>
+        <m:r>
+          <m:t xml:space="preserve">1</m:t>
+        </m:r>
         <m:r>
           <m:t xml:space="preserve">−</m:t>
-        </m:r>
-        <m:r>
-          <m:t xml:space="preserve">9</m:t>
-        </m:r>
-        <m:r>
-          <m:t xml:space="preserve">&lt;</m:t>
-        </m:r>
-        <m:r>
-          <m:t xml:space="preserve">0</m:t>
-        </m:r>
-      </m:oMath>
-      <w:r>
-        <w:rPr>
-          <w:rFonts w:ascii="Calibri" w:hAnsi="Calibri" w:eastAsia="微軟正黑體"/>
-          <w:sz w:val="24"/>
-          <w:szCs w:val="24"/>
-        </w:rPr>
-        <w:t xml:space="preserve">，負數不能開平方，所以 </w:t>
-      </w:r>
-      <m:oMath>
-        <m:sSup>
-          <m:e>
-            <m:r>
-              <m:t xml:space="preserve">x</m:t>
-            </m:r>
-          </m:e>
-          <m:sup>
-            <m:r>
-              <m:t xml:space="preserve">2</m:t>
-            </m:r>
-          </m:sup>
-        </m:sSup>
-        <m:r>
-          <m:t xml:space="preserve">=−</m:t>
-        </m:r>
-        <m:r>
-          <m:t xml:space="preserve">9</m:t>
-        </m:r>
-      </m:oMath>
-      <w:r>
-        <w:rPr>
-          <w:rFonts w:ascii="Calibri" w:hAnsi="Calibri" w:eastAsia="微軟正黑體"/>
-          <w:sz w:val="24"/>
-          <w:szCs w:val="24"/>
-        </w:rPr>
-        <w:t xml:space="preserve"> 無實數根，不是 </w:t>
-      </w:r>
-      <m:oMath>
-        <m:r>
-          <m:t xml:space="preserve">x</m:t>
-        </m:r>
-        <m:r>
-          <m:t xml:space="preserve">=±</m:t>
-        </m:r>
-        <m:r>
-          <m:t xml:space="preserve">3</m:t>
-        </m:r>
-      </m:oMath>
-    </w:p>
-    <w:p>
-      <w:pPr>
-        <w:keepNext/>
-        <w:spacing w:line="360" w:lineRule="auto" w:after="80"/>
-        <w:jc w:val="left"/>
-      </w:pPr>
-      <w:r>
-        <w:rPr>
-          <w:rFonts w:ascii="Calibri" w:hAnsi="Calibri" w:eastAsia="微軟正黑體"/>
-          <w:b/>
-          <w:bCs/>
-          <w:sz w:val="28"/>
-          <w:szCs w:val="28"/>
-        </w:rPr>
-        <w:t xml:space="preserve">方法二：配方法</w:t>
-      </w:r>
-    </w:p>
-    <w:p>
-      <w:pPr>
-        <w:spacing w:line="360" w:lineRule="auto" w:after="80"/>
-        <w:jc w:val="left"/>
-      </w:pPr>
-      <w:r>
-        <w:rPr>
-          <w:rFonts w:ascii="Calibri" w:hAnsi="Calibri" w:eastAsia="微軟正黑體"/>
-          <w:sz w:val="24"/>
-          <w:szCs w:val="24"/>
-        </w:rPr>
-        <w:t xml:space="preserve">7．</w:t>
-      </w:r>
-      <m:oMath>
-        <m:sSup>
-          <m:e>
-            <m:r>
-              <m:t xml:space="preserve">(</m:t>
-            </m:r>
-            <m:r>
-              <m:t xml:space="preserve">x</m:t>
-            </m:r>
-            <m:r>
-              <m:t xml:space="preserve">+</m:t>
-            </m:r>
-            <m:r>
-              <m:t xml:space="preserve">2</m:t>
-            </m:r>
-            <m:r>
-              <m:t xml:space="preserve">)</m:t>
-            </m:r>
-          </m:e>
-          <m:sup>
-            <m:r>
-              <m:t xml:space="preserve">2</m:t>
-            </m:r>
-          </m:sup>
-        </m:sSup>
-        <m:r>
-          <m:t xml:space="preserve">=</m:t>
-        </m:r>
-        <m:r>
-          <m:t xml:space="preserve">7</m:t>
-        </m:r>
-      </m:oMath>
-      <w:r>
-        <w:rPr>
-          <w:rFonts w:ascii="Calibri" w:hAnsi="Calibri" w:eastAsia="微軟正黑體"/>
-          <w:sz w:val="24"/>
-          <w:szCs w:val="24"/>
-        </w:rPr>
-        <w:t xml:space="preserve">，</w:t>
-      </w:r>
-      <m:oMath>
-        <m:r>
-          <m:t xml:space="preserve">x</m:t>
-        </m:r>
-        <m:r>
-          <m:t xml:space="preserve">=−</m:t>
-        </m:r>
-        <m:r>
-          <m:t xml:space="preserve">2</m:t>
-        </m:r>
-        <m:r>
-          <m:t xml:space="preserve">±</m:t>
         </m:r>
         <m:rad>
           <m:radPr>
@@ -5348,7 +5306,7 @@
           <m:deg/>
           <m:e>
             <m:r>
-              <m:t xml:space="preserve">7</m:t>
+              <m:t xml:space="preserve">6</m:t>
             </m:r>
           </m:e>
         </m:rad>
@@ -5365,25 +5323,44 @@
           <w:sz w:val="24"/>
           <w:szCs w:val="24"/>
         </w:rPr>
-        <w:t xml:space="preserve">8．</w:t>
+        <w:t xml:space="preserve">5．</w:t>
+      </w:r>
+      <m:oMath>
+        <m:r>
+          <m:t xml:space="preserve">9</m:t>
+        </m:r>
+        <m:sSup>
+          <m:e>
+            <m:r>
+              <m:t xml:space="preserve">x</m:t>
+            </m:r>
+          </m:e>
+          <m:sup>
+            <m:r>
+              <m:t xml:space="preserve">2</m:t>
+            </m:r>
+          </m:sup>
+        </m:sSup>
+        <m:r>
+          <m:t xml:space="preserve">=−</m:t>
+        </m:r>
+        <m:r>
+          <m:t xml:space="preserve">4</m:t>
+        </m:r>
+      </m:oMath>
+      <w:r>
+        <w:rPr>
+          <w:rFonts w:ascii="Calibri" w:hAnsi="Calibri" w:eastAsia="微軟正黑體"/>
+          <w:sz w:val="24"/>
+          <w:szCs w:val="24"/>
+        </w:rPr>
+        <w:t xml:space="preserve">，</w:t>
       </w:r>
       <m:oMath>
         <m:sSup>
           <m:e>
             <m:r>
-              <m:t xml:space="preserve">(</m:t>
-            </m:r>
-            <m:r>
               <m:t xml:space="preserve">x</m:t>
-            </m:r>
-            <m:r>
-              <m:t xml:space="preserve">−</m:t>
-            </m:r>
-            <m:r>
-              <m:t xml:space="preserve">2</m:t>
-            </m:r>
-            <m:r>
-              <m:t xml:space="preserve">)</m:t>
             </m:r>
           </m:e>
           <m:sup>
@@ -5393,10 +5370,165 @@
           </m:sup>
         </m:sSup>
         <m:r>
+          <m:t xml:space="preserve">=−</m:t>
+        </m:r>
+        <m:f>
+          <m:num>
+            <m:r>
+              <m:t xml:space="preserve">4</m:t>
+            </m:r>
+          </m:num>
+          <m:den>
+            <m:r>
+              <m:t xml:space="preserve">9</m:t>
+            </m:r>
+          </m:den>
+        </m:f>
+      </m:oMath>
+      <w:r>
+        <w:rPr>
+          <w:rFonts w:ascii="Calibri" w:hAnsi="Calibri" w:eastAsia="微軟正黑體"/>
+          <w:sz w:val="24"/>
+          <w:szCs w:val="24"/>
+        </w:rPr>
+        <w:t xml:space="preserve">——右邊是負數，無實數根</w:t>
+      </w:r>
+    </w:p>
+    <w:p>
+      <w:pPr>
+        <w:spacing w:line="360" w:lineRule="auto" w:after="80"/>
+        <w:jc w:val="left"/>
+      </w:pPr>
+      <w:r>
+        <w:rPr>
+          <w:rFonts w:ascii="Calibri" w:hAnsi="Calibri" w:eastAsia="微軟正黑體"/>
+          <w:sz w:val="24"/>
+          <w:szCs w:val="24"/>
+        </w:rPr>
+        <w:t xml:space="preserve">6．小華漏了先判斷右邊的正負。</w:t>
+      </w:r>
+      <m:oMath>
+        <m:r>
+          <m:t xml:space="preserve">−</m:t>
+        </m:r>
+        <m:r>
+          <m:t xml:space="preserve">9</m:t>
+        </m:r>
+        <m:r>
+          <m:t xml:space="preserve">&lt;</m:t>
+        </m:r>
+        <m:r>
+          <m:t xml:space="preserve">0</m:t>
+        </m:r>
+      </m:oMath>
+      <w:r>
+        <w:rPr>
+          <w:rFonts w:ascii="Calibri" w:hAnsi="Calibri" w:eastAsia="微軟正黑體"/>
+          <w:sz w:val="24"/>
+          <w:szCs w:val="24"/>
+        </w:rPr>
+        <w:t xml:space="preserve">，負數不能開平方，所以 </w:t>
+      </w:r>
+      <m:oMath>
+        <m:sSup>
+          <m:e>
+            <m:r>
+              <m:t xml:space="preserve">x</m:t>
+            </m:r>
+          </m:e>
+          <m:sup>
+            <m:r>
+              <m:t xml:space="preserve">2</m:t>
+            </m:r>
+          </m:sup>
+        </m:sSup>
+        <m:r>
+          <m:t xml:space="preserve">=−</m:t>
+        </m:r>
+        <m:r>
+          <m:t xml:space="preserve">9</m:t>
+        </m:r>
+      </m:oMath>
+      <w:r>
+        <w:rPr>
+          <w:rFonts w:ascii="Calibri" w:hAnsi="Calibri" w:eastAsia="微軟正黑體"/>
+          <w:sz w:val="24"/>
+          <w:szCs w:val="24"/>
+        </w:rPr>
+        <w:t xml:space="preserve"> 無實數根，不是 </w:t>
+      </w:r>
+      <m:oMath>
+        <m:r>
+          <m:t xml:space="preserve">x</m:t>
+        </m:r>
+        <m:r>
+          <m:t xml:space="preserve">=±</m:t>
+        </m:r>
+        <m:r>
+          <m:t xml:space="preserve">3</m:t>
+        </m:r>
+      </m:oMath>
+    </w:p>
+    <w:p>
+      <w:pPr>
+        <w:keepNext/>
+        <w:spacing w:line="360" w:lineRule="auto" w:after="80"/>
+        <w:jc w:val="left"/>
+      </w:pPr>
+      <w:r>
+        <w:rPr>
+          <w:rFonts w:ascii="Calibri" w:hAnsi="Calibri" w:eastAsia="微軟正黑體"/>
+          <w:b/>
+          <w:bCs/>
+          <w:sz w:val="28"/>
+          <w:szCs w:val="28"/>
+        </w:rPr>
+        <w:t xml:space="preserve">方法二：配方法</w:t>
+      </w:r>
+    </w:p>
+    <w:p>
+      <w:pPr>
+        <w:spacing w:line="360" w:lineRule="auto" w:after="80"/>
+        <w:jc w:val="left"/>
+      </w:pPr>
+      <w:r>
+        <w:rPr>
+          <w:rFonts w:ascii="Calibri" w:hAnsi="Calibri" w:eastAsia="微軟正黑體"/>
+          <w:sz w:val="24"/>
+          <w:szCs w:val="24"/>
+        </w:rPr>
+        <w:t xml:space="preserve">7．</w:t>
+      </w:r>
+      <m:oMath>
+        <m:sSup>
+          <m:e>
+            <m:r>
+              <m:t xml:space="preserve">(</m:t>
+            </m:r>
+            <m:r>
+              <m:t xml:space="preserve">x</m:t>
+            </m:r>
+            <m:r>
+              <m:t xml:space="preserve">+</m:t>
+            </m:r>
+            <m:r>
+              <m:t xml:space="preserve">2</m:t>
+            </m:r>
+            <m:r>
+              <m:t xml:space="preserve">)</m:t>
+            </m:r>
+          </m:e>
+          <m:sup>
+            <m:r>
+              <m:t xml:space="preserve">2</m:t>
+            </m:r>
+          </m:sup>
+        </m:sSup>
+        <m:r>
           <m:t xml:space="preserve">=</m:t>
         </m:r>
         <m:r>
-          <m:t xml:space="preserve">6</m:t>
+          <m:t xml:space="preserve">7</m:t>
         </m:r>
       </m:oMath>
       <w:r>
@@ -5405,20 +5537,29 @@
           <w:sz w:val="24"/>
           <w:szCs w:val="24"/>
         </w:rPr>
-        <w:t xml:space="preserve">，</w:t>
+        <w:t xml:space="preserve">；</w:t>
       </w:r>
       <m:oMath>
-        <m:r>
-          <m:t xml:space="preserve">x</m:t>
-        </m:r>
-        <m:r>
-          <m:t xml:space="preserve">=</m:t>
+        <m:sSub>
+          <m:e>
+            <m:r>
+              <m:t xml:space="preserve">x</m:t>
+            </m:r>
+          </m:e>
+          <m:sub>
+            <m:r>
+              <m:t xml:space="preserve">1</m:t>
+            </m:r>
+          </m:sub>
+        </m:sSub>
+        <m:r>
+          <m:t xml:space="preserve">=−</m:t>
         </m:r>
         <m:r>
           <m:t xml:space="preserve">2</m:t>
         </m:r>
         <m:r>
-          <m:t xml:space="preserve">±</m:t>
+          <m:t xml:space="preserve">+</m:t>
         </m:r>
         <m:rad>
           <m:radPr>
@@ -5427,11 +5568,53 @@
           <m:deg/>
           <m:e>
             <m:r>
-              <m:t xml:space="preserve">6</m:t>
+              <m:t xml:space="preserve">7</m:t>
             </m:r>
           </m:e>
         </m:rad>
       </m:oMath>
+      <w:r>
+        <w:rPr>
+          <w:rFonts w:ascii="Calibri" w:hAnsi="Calibri" w:eastAsia="微軟正黑體"/>
+          <w:sz w:val="24"/>
+          <w:szCs w:val="24"/>
+        </w:rPr>
+        <w:t xml:space="preserve"> 或 </w:t>
+      </w:r>
+      <m:oMath>
+        <m:sSub>
+          <m:e>
+            <m:r>
+              <m:t xml:space="preserve">x</m:t>
+            </m:r>
+          </m:e>
+          <m:sub>
+            <m:r>
+              <m:t xml:space="preserve">2</m:t>
+            </m:r>
+          </m:sub>
+        </m:sSub>
+        <m:r>
+          <m:t xml:space="preserve">=−</m:t>
+        </m:r>
+        <m:r>
+          <m:t xml:space="preserve">2</m:t>
+        </m:r>
+        <m:r>
+          <m:t xml:space="preserve">−</m:t>
+        </m:r>
+        <m:rad>
+          <m:radPr>
+            <m:degHide m:val="1"/>
+          </m:radPr>
+          <m:deg/>
+          <m:e>
+            <m:r>
+              <m:t xml:space="preserve">7</m:t>
+            </m:r>
+          </m:e>
+        </m:rad>
+      </m:oMath>
     </w:p>
     <w:p>
       <w:pPr>
@@ -5444,7 +5627,7 @@
           <w:sz w:val="24"/>
           <w:szCs w:val="24"/>
         </w:rPr>
-        <w:t xml:space="preserve">9．</w:t>
+        <w:t xml:space="preserve">8．</w:t>
       </w:r>
       <m:oMath>
         <m:sSup>
@@ -5456,10 +5639,10 @@
               <m:t xml:space="preserve">x</m:t>
             </m:r>
             <m:r>
-              <m:t xml:space="preserve">+</m:t>
-            </m:r>
-            <m:r>
-              <m:t xml:space="preserve">5</m:t>
+              <m:t xml:space="preserve">−</m:t>
+            </m:r>
+            <m:r>
+              <m:t xml:space="preserve">2</m:t>
             </m:r>
             <m:r>
               <m:t xml:space="preserve">)</m:t>
@@ -5475,7 +5658,7 @@
           <m:t xml:space="preserve">=</m:t>
         </m:r>
         <m:r>
-          <m:t xml:space="preserve">16</m:t>
+          <m:t xml:space="preserve">6</m:t>
         </m:r>
       </m:oMath>
       <w:r>
@@ -5484,18 +5667,41 @@
           <w:sz w:val="24"/>
           <w:szCs w:val="24"/>
         </w:rPr>
-        <w:t xml:space="preserve">，</w:t>
+        <w:t xml:space="preserve">；</w:t>
       </w:r>
       <m:oMath>
-        <m:r>
-          <m:t xml:space="preserve">x</m:t>
-        </m:r>
-        <m:r>
-          <m:t xml:space="preserve">=−</m:t>
-        </m:r>
-        <m:r>
-          <m:t xml:space="preserve">1</m:t>
-        </m:r>
+        <m:sSub>
+          <m:e>
+            <m:r>
+              <m:t xml:space="preserve">x</m:t>
+            </m:r>
+          </m:e>
+          <m:sub>
+            <m:r>
+              <m:t xml:space="preserve">1</m:t>
+            </m:r>
+          </m:sub>
+        </m:sSub>
+        <m:r>
+          <m:t xml:space="preserve">=</m:t>
+        </m:r>
+        <m:r>
+          <m:t xml:space="preserve">2</m:t>
+        </m:r>
+        <m:r>
+          <m:t xml:space="preserve">+</m:t>
+        </m:r>
+        <m:rad>
+          <m:radPr>
+            <m:degHide m:val="1"/>
+          </m:radPr>
+          <m:deg/>
+          <m:e>
+            <m:r>
+              <m:t xml:space="preserve">6</m:t>
+            </m:r>
+          </m:e>
+        </m:rad>
       </m:oMath>
       <w:r>
         <w:rPr>
@@ -5506,15 +5712,38 @@
         <w:t xml:space="preserve"> 或 </w:t>
       </w:r>
       <m:oMath>
-        <m:r>
-          <m:t xml:space="preserve">x</m:t>
-        </m:r>
-        <m:r>
-          <m:t xml:space="preserve">=−</m:t>
-        </m:r>
-        <m:r>
-          <m:t xml:space="preserve">9</m:t>
-        </m:r>
+        <m:sSub>
+          <m:e>
+            <m:r>
+              <m:t xml:space="preserve">x</m:t>
+            </m:r>
+          </m:e>
+          <m:sub>
+            <m:r>
+              <m:t xml:space="preserve">2</m:t>
+            </m:r>
+          </m:sub>
+        </m:sSub>
+        <m:r>
+          <m:t xml:space="preserve">=</m:t>
+        </m:r>
+        <m:r>
+          <m:t xml:space="preserve">2</m:t>
+        </m:r>
+        <m:r>
+          <m:t xml:space="preserve">−</m:t>
+        </m:r>
+        <m:rad>
+          <m:radPr>
+            <m:degHide m:val="1"/>
+          </m:radPr>
+          <m:deg/>
+          <m:e>
+            <m:r>
+              <m:t xml:space="preserve">6</m:t>
+            </m:r>
+          </m:e>
+        </m:rad>
       </m:oMath>
     </w:p>
     <w:p>
@@ -5528,13 +5757,25 @@
           <w:sz w:val="24"/>
           <w:szCs w:val="24"/>
         </w:rPr>
-        <w:t xml:space="preserve">10．先除以 2 得 </w:t>
+        <w:t xml:space="preserve">9．</w:t>
       </w:r>
       <m:oMath>
         <m:sSup>
           <m:e>
             <m:r>
+              <m:t xml:space="preserve">(</m:t>
+            </m:r>
+            <m:r>
               <m:t xml:space="preserve">x</m:t>
+            </m:r>
+            <m:r>
+              <m:t xml:space="preserve">+</m:t>
+            </m:r>
+            <m:r>
+              <m:t xml:space="preserve">5</m:t>
+            </m:r>
+            <m:r>
+              <m:t xml:space="preserve">)</m:t>
             </m:r>
           </m:e>
           <m:sup>
@@ -5544,26 +5785,39 @@
           </m:sup>
         </m:sSup>
         <m:r>
-          <m:t xml:space="preserve">+</m:t>
-        </m:r>
-        <m:r>
-          <m:t xml:space="preserve">4</m:t>
-        </m:r>
-        <m:r>
-          <m:t xml:space="preserve">x</m:t>
-        </m:r>
-        <m:r>
-          <m:t xml:space="preserve">−</m:t>
+          <m:t xml:space="preserve">=</m:t>
+        </m:r>
+        <m:r>
+          <m:t xml:space="preserve">16</m:t>
+        </m:r>
+      </m:oMath>
+      <w:r>
+        <w:rPr>
+          <w:rFonts w:ascii="Calibri" w:hAnsi="Calibri" w:eastAsia="微軟正黑體"/>
+          <w:sz w:val="24"/>
+          <w:szCs w:val="24"/>
+        </w:rPr>
+        <w:t xml:space="preserve">；</w:t>
+      </w:r>
+      <m:oMath>
+        <m:sSub>
+          <m:e>
+            <m:r>
+              <m:t xml:space="preserve">x</m:t>
+            </m:r>
+          </m:e>
+          <m:sub>
+            <m:r>
+              <m:t xml:space="preserve">1</m:t>
+            </m:r>
+          </m:sub>
+        </m:sSub>
+        <m:r>
+          <m:t xml:space="preserve">=−</m:t>
         </m:r>
         <m:r>
           <m:t xml:space="preserve">1</m:t>
         </m:r>
-        <m:r>
-          <m:t xml:space="preserve">=</m:t>
-        </m:r>
-        <m:r>
-          <m:t xml:space="preserve">0</m:t>
-        </m:r>
       </m:oMath>
       <w:r>
         <w:rPr>
@@ -5571,25 +5825,47 @@
           <w:sz w:val="24"/>
           <w:szCs w:val="24"/>
         </w:rPr>
-        <w:t xml:space="preserve">，</w:t>
+        <w:t xml:space="preserve"> 或 </w:t>
+      </w:r>
+      <m:oMath>
+        <m:sSub>
+          <m:e>
+            <m:r>
+              <m:t xml:space="preserve">x</m:t>
+            </m:r>
+          </m:e>
+          <m:sub>
+            <m:r>
+              <m:t xml:space="preserve">2</m:t>
+            </m:r>
+          </m:sub>
+        </m:sSub>
+        <m:r>
+          <m:t xml:space="preserve">=−</m:t>
+        </m:r>
+        <m:r>
+          <m:t xml:space="preserve">9</m:t>
+        </m:r>
+      </m:oMath>
+    </w:p>
+    <w:p>
+      <w:pPr>
+        <w:spacing w:line="360" w:lineRule="auto" w:after="80"/>
+        <w:jc w:val="left"/>
+      </w:pPr>
+      <w:r>
+        <w:rPr>
+          <w:rFonts w:ascii="Calibri" w:hAnsi="Calibri" w:eastAsia="微軟正黑體"/>
+          <w:sz w:val="24"/>
+          <w:szCs w:val="24"/>
+        </w:rPr>
+        <w:t xml:space="preserve">10．先除以 2 得 </w:t>
       </w:r>
       <m:oMath>
         <m:sSup>
           <m:e>
             <m:r>
-              <m:t xml:space="preserve">(</m:t>
-            </m:r>
-            <m:r>
               <m:t xml:space="preserve">x</m:t>
-            </m:r>
-            <m:r>
-              <m:t xml:space="preserve">+</m:t>
-            </m:r>
-            <m:r>
-              <m:t xml:space="preserve">2</m:t>
-            </m:r>
-            <m:r>
-              <m:t xml:space="preserve">)</m:t>
             </m:r>
           </m:e>
           <m:sup>
@@ -5599,9 +5875,64 @@
           </m:sup>
         </m:sSup>
         <m:r>
+          <m:t xml:space="preserve">+</m:t>
+        </m:r>
+        <m:r>
+          <m:t xml:space="preserve">4</m:t>
+        </m:r>
+        <m:r>
+          <m:t xml:space="preserve">x</m:t>
+        </m:r>
+        <m:r>
+          <m:t xml:space="preserve">−</m:t>
+        </m:r>
+        <m:r>
+          <m:t xml:space="preserve">1</m:t>
+        </m:r>
+        <m:r>
           <m:t xml:space="preserve">=</m:t>
         </m:r>
         <m:r>
+          <m:t xml:space="preserve">0</m:t>
+        </m:r>
+      </m:oMath>
+      <w:r>
+        <w:rPr>
+          <w:rFonts w:ascii="Calibri" w:hAnsi="Calibri" w:eastAsia="微軟正黑體"/>
+          <w:sz w:val="24"/>
+          <w:szCs w:val="24"/>
+        </w:rPr>
+        <w:t xml:space="preserve">，</w:t>
+      </w:r>
+      <m:oMath>
+        <m:sSup>
+          <m:e>
+            <m:r>
+              <m:t xml:space="preserve">(</m:t>
+            </m:r>
+            <m:r>
+              <m:t xml:space="preserve">x</m:t>
+            </m:r>
+            <m:r>
+              <m:t xml:space="preserve">+</m:t>
+            </m:r>
+            <m:r>
+              <m:t xml:space="preserve">2</m:t>
+            </m:r>
+            <m:r>
+              <m:t xml:space="preserve">)</m:t>
+            </m:r>
+          </m:e>
+          <m:sup>
+            <m:r>
+              <m:t xml:space="preserve">2</m:t>
+            </m:r>
+          </m:sup>
+        </m:sSup>
+        <m:r>
+          <m:t xml:space="preserve">=</m:t>
+        </m:r>
+        <m:r>
           <m:t xml:space="preserve">5</m:t>
         </m:r>
       </m:oMath>
@@ -5611,12 +5942,21 @@
           <w:sz w:val="24"/>
           <w:szCs w:val="24"/>
         </w:rPr>
-        <w:t xml:space="preserve">，</w:t>
+        <w:t xml:space="preserve">；</w:t>
       </w:r>
       <m:oMath>
-        <m:r>
-          <m:t xml:space="preserve">x</m:t>
-        </m:r>
+        <m:sSub>
+          <m:e>
+            <m:r>
+              <m:t xml:space="preserve">x</m:t>
+            </m:r>
+          </m:e>
+          <m:sub>
+            <m:r>
+              <m:t xml:space="preserve">1</m:t>
+            </m:r>
+          </m:sub>
+        </m:sSub>
         <m:r>
           <m:t xml:space="preserve">=−</m:t>
         </m:r>
@@ -5624,7 +5964,49 @@
           <m:t xml:space="preserve">2</m:t>
         </m:r>
         <m:r>
-          <m:t xml:space="preserve">±</m:t>
+          <m:t xml:space="preserve">+</m:t>
+        </m:r>
+        <m:rad>
+          <m:radPr>
+            <m:degHide m:val="1"/>
+          </m:radPr>
+          <m:deg/>
+          <m:e>
+            <m:r>
+              <m:t xml:space="preserve">5</m:t>
+            </m:r>
+          </m:e>
+        </m:rad>
+      </m:oMath>
+      <w:r>
+        <w:rPr>
+          <w:rFonts w:ascii="Calibri" w:hAnsi="Calibri" w:eastAsia="微軟正黑體"/>
+          <w:sz w:val="24"/>
+          <w:szCs w:val="24"/>
+        </w:rPr>
+        <w:t xml:space="preserve"> 或 </w:t>
+      </w:r>
+      <m:oMath>
+        <m:sSub>
+          <m:e>
+            <m:r>
+              <m:t xml:space="preserve">x</m:t>
+            </m:r>
+          </m:e>
+          <m:sub>
+            <m:r>
+              <m:t xml:space="preserve">2</m:t>
+            </m:r>
+          </m:sub>
+        </m:sSub>
+        <m:r>
+          <m:t xml:space="preserve">=−</m:t>
+        </m:r>
+        <m:r>
+          <m:t xml:space="preserve">2</m:t>
+        </m:r>
+        <m:r>
+          <m:t xml:space="preserve">−</m:t>
         </m:r>
         <m:rad>
           <m:radPr>
@@ -5708,12 +6090,21 @@
           <w:sz w:val="24"/>
           <w:szCs w:val="24"/>
         </w:rPr>
-        <w:t xml:space="preserve">，</w:t>
+        <w:t xml:space="preserve">；</w:t>
       </w:r>
       <m:oMath>
-        <m:r>
-          <m:t xml:space="preserve">x</m:t>
-        </m:r>
+        <m:sSub>
+          <m:e>
+            <m:r>
+              <m:t xml:space="preserve">x</m:t>
+            </m:r>
+          </m:e>
+          <m:sub>
+            <m:r>
+              <m:t xml:space="preserve">1</m:t>
+            </m:r>
+          </m:sub>
+        </m:sSub>
         <m:r>
           <m:t xml:space="preserve">=</m:t>
         </m:r>
@@ -5726,7 +6117,7 @@
               <m:t xml:space="preserve">5</m:t>
             </m:r>
             <m:r>
-              <m:t xml:space="preserve">±</m:t>
+              <m:t xml:space="preserve">+</m:t>
             </m:r>
             <m:rad>
               <m:radPr>
@@ -5747,6 +6138,60 @@
           </m:den>
         </m:f>
       </m:oMath>
+      <w:r>
+        <w:rPr>
+          <w:rFonts w:ascii="Calibri" w:hAnsi="Calibri" w:eastAsia="微軟正黑體"/>
+          <w:sz w:val="24"/>
+          <w:szCs w:val="24"/>
+        </w:rPr>
+        <w:t xml:space="preserve"> 或 </w:t>
+      </w:r>
+      <m:oMath>
+        <m:sSub>
+          <m:e>
+            <m:r>
+              <m:t xml:space="preserve">x</m:t>
+            </m:r>
+          </m:e>
+          <m:sub>
+            <m:r>
+              <m:t xml:space="preserve">2</m:t>
+            </m:r>
+          </m:sub>
+        </m:sSub>
+        <m:r>
+          <m:t xml:space="preserve">=</m:t>
+        </m:r>
+        <m:f>
+          <m:num>
+            <m:r>
+              <m:t xml:space="preserve">−</m:t>
+            </m:r>
+            <m:r>
+              <m:t xml:space="preserve">5</m:t>
+            </m:r>
+            <m:r>
+              <m:t xml:space="preserve">−</m:t>
+            </m:r>
+            <m:rad>
+              <m:radPr>
+                <m:degHide m:val="1"/>
+              </m:radPr>
+              <m:deg/>
+              <m:e>
+                <m:r>
+                  <m:t xml:space="preserve">17</m:t>
+                </m:r>
+              </m:e>
+            </m:rad>
+          </m:num>
+          <m:den>
+            <m:r>
+              <m:t xml:space="preserve">2</m:t>
+            </m:r>
+          </m:den>
+        </m:f>
+      </m:oMath>
     </w:p>
     <w:p>
       <w:pPr>
@@ -5799,12 +6244,21 @@
           <w:sz w:val="24"/>
           <w:szCs w:val="24"/>
         </w:rPr>
-        <w:t xml:space="preserve">，</w:t>
+        <w:t xml:space="preserve">；</w:t>
       </w:r>
       <m:oMath>
-        <m:r>
-          <m:t xml:space="preserve">x</m:t>
-        </m:r>
+        <m:sSub>
+          <m:e>
+            <m:r>
+              <m:t xml:space="preserve">x</m:t>
+            </m:r>
+          </m:e>
+          <m:sub>
+            <m:r>
+              <m:t xml:space="preserve">1</m:t>
+            </m:r>
+          </m:sub>
+        </m:sSub>
         <m:r>
           <m:t xml:space="preserve">=−</m:t>
         </m:r>
@@ -5821,9 +6275,18 @@
         <w:t xml:space="preserve"> 或 </w:t>
       </w:r>
       <m:oMath>
-        <m:r>
-          <m:t xml:space="preserve">x</m:t>
-        </m:r>
+        <m:sSub>
+          <m:e>
+            <m:r>
+              <m:t xml:space="preserve">x</m:t>
+            </m:r>
+          </m:e>
+          <m:sub>
+            <m:r>
+              <m:t xml:space="preserve">2</m:t>
+            </m:r>
+          </m:sub>
+        </m:sSub>
         <m:r>
           <m:t xml:space="preserve">=−</m:t>
         </m:r>
@@ -5876,12 +6339,21 @@
           <w:sz w:val="24"/>
           <w:szCs w:val="24"/>
         </w:rPr>
-        <w:t xml:space="preserve">，</w:t>
+        <w:t xml:space="preserve">；</w:t>
       </w:r>
       <m:oMath>
-        <m:r>
-          <m:t xml:space="preserve">x</m:t>
-        </m:r>
+        <m:sSub>
+          <m:e>
+            <m:r>
+              <m:t xml:space="preserve">x</m:t>
+            </m:r>
+          </m:e>
+          <m:sub>
+            <m:r>
+              <m:t xml:space="preserve">1</m:t>
+            </m:r>
+          </m:sub>
+        </m:sSub>
         <m:r>
           <m:t xml:space="preserve">=</m:t>
         </m:r>
@@ -5898,9 +6370,18 @@
         <w:t xml:space="preserve"> 或 </w:t>
       </w:r>
       <m:oMath>
-        <m:r>
-          <m:t xml:space="preserve">x</m:t>
-        </m:r>
+        <m:sSub>
+          <m:e>
+            <m:r>
+              <m:t xml:space="preserve">x</m:t>
+            </m:r>
+          </m:e>
+          <m:sub>
+            <m:r>
+              <m:t xml:space="preserve">2</m:t>
+            </m:r>
+          </m:sub>
+        </m:sSub>
         <m:r>
           <m:t xml:space="preserve">=</m:t>
         </m:r>
@@ -5936,12 +6417,21 @@
           <w:sz w:val="24"/>
           <w:szCs w:val="24"/>
         </w:rPr>
-        <w:t xml:space="preserve">，</w:t>
+        <w:t xml:space="preserve">；</w:t>
       </w:r>
       <m:oMath>
-        <m:r>
-          <m:t xml:space="preserve">x</m:t>
-        </m:r>
+        <m:sSub>
+          <m:e>
+            <m:r>
+              <m:t xml:space="preserve">x</m:t>
+            </m:r>
+          </m:e>
+          <m:sub>
+            <m:r>
+              <m:t xml:space="preserve">1</m:t>
+            </m:r>
+          </m:sub>
+        </m:sSub>
         <m:r>
           <m:t xml:space="preserve">=</m:t>
         </m:r>
@@ -5958,9 +6448,18 @@
         <w:t xml:space="preserve"> 或 </w:t>
       </w:r>
       <m:oMath>
-        <m:r>
-          <m:t xml:space="preserve">x</m:t>
-        </m:r>
+        <m:sSub>
+          <m:e>
+            <m:r>
+              <m:t xml:space="preserve">x</m:t>
+            </m:r>
+          </m:e>
+          <m:sub>
+            <m:r>
+              <m:t xml:space="preserve">2</m:t>
+            </m:r>
+          </m:sub>
+        </m:sSub>
         <m:r>
           <m:t xml:space="preserve">=</m:t>
         </m:r>
@@ -6005,12 +6504,21 @@
           <w:sz w:val="24"/>
           <w:szCs w:val="24"/>
         </w:rPr>
-        <w:t xml:space="preserve">，</w:t>
+        <w:t xml:space="preserve">；</w:t>
       </w:r>
       <m:oMath>
-        <m:r>
-          <m:t xml:space="preserve">x</m:t>
-        </m:r>
+        <m:sSub>
+          <m:e>
+            <m:r>
+              <m:t xml:space="preserve">x</m:t>
+            </m:r>
+          </m:e>
+          <m:sub>
+            <m:r>
+              <m:t xml:space="preserve">1</m:t>
+            </m:r>
+          </m:sub>
+        </m:sSub>
         <m:r>
           <m:t xml:space="preserve">=</m:t>
         </m:r>
@@ -6036,9 +6544,18 @@
         <w:t xml:space="preserve"> 或 </w:t>
       </w:r>
       <m:oMath>
-        <m:r>
-          <m:t xml:space="preserve">x</m:t>
-        </m:r>
+        <m:sSub>
+          <m:e>
+            <m:r>
+              <m:t xml:space="preserve">x</m:t>
+            </m:r>
+          </m:e>
+          <m:sub>
+            <m:r>
+              <m:t xml:space="preserve">2</m:t>
+            </m:r>
+          </m:sub>
+        </m:sSub>
         <m:r>
           <m:t xml:space="preserve">=−</m:t>
         </m:r>
@@ -6074,12 +6591,36 @@
           <w:sz w:val="24"/>
           <w:szCs w:val="24"/>
         </w:rPr>
-        <w:t xml:space="preserve">，重根 </w:t>
+        <w:t xml:space="preserve">；重根 </w:t>
       </w:r>
       <m:oMath>
-        <m:r>
-          <m:t xml:space="preserve">x</m:t>
-        </m:r>
+        <m:sSub>
+          <m:e>
+            <m:r>
+              <m:t xml:space="preserve">x</m:t>
+            </m:r>
+          </m:e>
+          <m:sub>
+            <m:r>
+              <m:t xml:space="preserve">1</m:t>
+            </m:r>
+          </m:sub>
+        </m:sSub>
+        <m:r>
+          <m:t xml:space="preserve">=</m:t>
+        </m:r>
+        <m:sSub>
+          <m:e>
+            <m:r>
+              <m:t xml:space="preserve">x</m:t>
+            </m:r>
+          </m:e>
+          <m:sub>
+            <m:r>
+              <m:t xml:space="preserve">2</m:t>
+            </m:r>
+          </m:sub>
+        </m:sSub>
         <m:r>
           <m:t xml:space="preserve">=</m:t>
         </m:r>
@@ -6268,12 +6809,21 @@
           <w:sz w:val="24"/>
           <w:szCs w:val="24"/>
         </w:rPr>
-        <w:t xml:space="preserve">，</w:t>
+        <w:t xml:space="preserve">；</w:t>
       </w:r>
       <m:oMath>
-        <m:r>
-          <m:t xml:space="preserve">x</m:t>
-        </m:r>
+        <m:sSub>
+          <m:e>
+            <m:r>
+              <m:t xml:space="preserve">x</m:t>
+            </m:r>
+          </m:e>
+          <m:sub>
+            <m:r>
+              <m:t xml:space="preserve">1</m:t>
+            </m:r>
+          </m:sub>
+        </m:sSub>
         <m:r>
           <m:t xml:space="preserve">=</m:t>
         </m:r>
@@ -6290,9 +6840,18 @@
         <w:t xml:space="preserve"> 或 </w:t>
       </w:r>
       <m:oMath>
-        <m:r>
-          <m:t xml:space="preserve">x</m:t>
-        </m:r>
+        <m:sSub>
+          <m:e>
+            <m:r>
+              <m:t xml:space="preserve">x</m:t>
+            </m:r>
+          </m:e>
+          <m:sub>
+            <m:r>
+              <m:t xml:space="preserve">2</m:t>
+            </m:r>
+          </m:sub>
+        </m:sSub>
         <m:r>
           <m:t xml:space="preserve">=</m:t>
         </m:r>
@@ -6316,10 +6875,93 @@
       </w:r>
       <m:oMath>
         <m:r>
+          <m:t xml:space="preserve">(</m:t>
+        </m:r>
+        <m:r>
           <m:t xml:space="preserve">x</m:t>
         </m:r>
         <m:r>
-          <m:t xml:space="preserve">=±</m:t>
+          <m:t xml:space="preserve">+</m:t>
+        </m:r>
+        <m:r>
+          <m:t xml:space="preserve">3</m:t>
+        </m:r>
+        <m:r>
+          <m:t xml:space="preserve">)</m:t>
+        </m:r>
+        <m:r>
+          <m:t xml:space="preserve">(</m:t>
+        </m:r>
+        <m:r>
+          <m:t xml:space="preserve">x</m:t>
+        </m:r>
+        <m:r>
+          <m:t xml:space="preserve">−</m:t>
+        </m:r>
+        <m:r>
+          <m:t xml:space="preserve">3</m:t>
+        </m:r>
+        <m:r>
+          <m:t xml:space="preserve">)</m:t>
+        </m:r>
+        <m:r>
+          <m:t xml:space="preserve">=</m:t>
+        </m:r>
+        <m:r>
+          <m:t xml:space="preserve">0</m:t>
+        </m:r>
+      </m:oMath>
+      <w:r>
+        <w:rPr>
+          <w:rFonts w:ascii="Calibri" w:hAnsi="Calibri" w:eastAsia="微軟正黑體"/>
+          <w:sz w:val="24"/>
+          <w:szCs w:val="24"/>
+        </w:rPr>
+        <w:t xml:space="preserve">；</w:t>
+      </w:r>
+      <m:oMath>
+        <m:sSub>
+          <m:e>
+            <m:r>
+              <m:t xml:space="preserve">x</m:t>
+            </m:r>
+          </m:e>
+          <m:sub>
+            <m:r>
+              <m:t xml:space="preserve">1</m:t>
+            </m:r>
+          </m:sub>
+        </m:sSub>
+        <m:r>
+          <m:t xml:space="preserve">=</m:t>
+        </m:r>
+        <m:r>
+          <m:t xml:space="preserve">3</m:t>
+        </m:r>
+      </m:oMath>
+      <w:r>
+        <w:rPr>
+          <w:rFonts w:ascii="Calibri" w:hAnsi="Calibri" w:eastAsia="微軟正黑體"/>
+          <w:sz w:val="24"/>
+          <w:szCs w:val="24"/>
+        </w:rPr>
+        <w:t xml:space="preserve"> 或 </w:t>
+      </w:r>
+      <m:oMath>
+        <m:sSub>
+          <m:e>
+            <m:r>
+              <m:t xml:space="preserve">x</m:t>
+            </m:r>
+          </m:e>
+          <m:sub>
+            <m:r>
+              <m:t xml:space="preserve">2</m:t>
+            </m:r>
+          </m:sub>
+        </m:sSub>
+        <m:r>
+          <m:t xml:space="preserve">=−</m:t>
         </m:r>
         <m:r>
           <m:t xml:space="preserve">3</m:t>
@@ -6386,12 +7028,21 @@
           <w:sz w:val="24"/>
           <w:szCs w:val="24"/>
         </w:rPr>
-        <w:t xml:space="preserve">，</w:t>
+        <w:t xml:space="preserve">；</w:t>
       </w:r>
       <m:oMath>
-        <m:r>
-          <m:t xml:space="preserve">x</m:t>
-        </m:r>
+        <m:sSub>
+          <m:e>
+            <m:r>
+              <m:t xml:space="preserve">x</m:t>
+            </m:r>
+          </m:e>
+          <m:sub>
+            <m:r>
+              <m:t xml:space="preserve">1</m:t>
+            </m:r>
+          </m:sub>
+        </m:sSub>
         <m:r>
           <m:t xml:space="preserve">=</m:t>
         </m:r>
@@ -6417,9 +7068,18 @@
         <w:t xml:space="preserve"> 或 </w:t>
       </w:r>
       <m:oMath>
-        <m:r>
-          <m:t xml:space="preserve">x</m:t>
-        </m:r>
+        <m:sSub>
+          <m:e>
+            <m:r>
+              <m:t xml:space="preserve">x</m:t>
+            </m:r>
+          </m:e>
+          <m:sub>
+            <m:r>
+              <m:t xml:space="preserve">2</m:t>
+            </m:r>
+          </m:sub>
+        </m:sSub>
         <m:r>
           <m:t xml:space="preserve">=</m:t>
         </m:r>
@@ -6485,12 +7145,21 @@
           <w:sz w:val="24"/>
           <w:szCs w:val="24"/>
         </w:rPr>
-        <w:t xml:space="preserve">，</w:t>
+        <w:t xml:space="preserve">；</w:t>
       </w:r>
       <m:oMath>
-        <m:r>
-          <m:t xml:space="preserve">x</m:t>
-        </m:r>
+        <m:sSub>
+          <m:e>
+            <m:r>
+              <m:t xml:space="preserve">x</m:t>
+            </m:r>
+          </m:e>
+          <m:sub>
+            <m:r>
+              <m:t xml:space="preserve">1</m:t>
+            </m:r>
+          </m:sub>
+        </m:sSub>
         <m:r>
           <m:t xml:space="preserve">=</m:t>
         </m:r>
@@ -6507,9 +7176,18 @@
         <w:t xml:space="preserve"> 或 </w:t>
       </w:r>
       <m:oMath>
-        <m:r>
-          <m:t xml:space="preserve">x</m:t>
-        </m:r>
+        <m:sSub>
+          <m:e>
+            <m:r>
+              <m:t xml:space="preserve">x</m:t>
+            </m:r>
+          </m:e>
+          <m:sub>
+            <m:r>
+              <m:t xml:space="preserve">2</m:t>
+            </m:r>
+          </m:sub>
+        </m:sSub>
         <m:r>
           <m:t xml:space="preserve">=−</m:t>
         </m:r>
@@ -6600,12 +7278,21 @@
           <w:sz w:val="24"/>
           <w:szCs w:val="24"/>
         </w:rPr>
-        <w:t xml:space="preserve">，</w:t>
+        <w:t xml:space="preserve">；</w:t>
       </w:r>
       <m:oMath>
-        <m:r>
-          <m:t xml:space="preserve">x</m:t>
-        </m:r>
+        <m:sSub>
+          <m:e>
+            <m:r>
+              <m:t xml:space="preserve">x</m:t>
+            </m:r>
+          </m:e>
+          <m:sub>
+            <m:r>
+              <m:t xml:space="preserve">1</m:t>
+            </m:r>
+          </m:sub>
+        </m:sSub>
         <m:r>
           <m:t xml:space="preserve">=</m:t>
         </m:r>
@@ -6622,9 +7309,18 @@
         <w:t xml:space="preserve"> 或 </w:t>
       </w:r>
       <m:oMath>
-        <m:r>
-          <m:t xml:space="preserve">x</m:t>
-        </m:r>
+        <m:sSub>
+          <m:e>
+            <m:r>
+              <m:t xml:space="preserve">x</m:t>
+            </m:r>
+          </m:e>
+          <m:sub>
+            <m:r>
+              <m:t xml:space="preserve">2</m:t>
+            </m:r>
+          </m:sub>
+        </m:sSub>
         <m:r>
           <m:t xml:space="preserve">=</m:t>
         </m:r>
@@ -6783,14 +7479,51 @@
           <w:sz w:val="24"/>
           <w:szCs w:val="24"/>
         </w:rPr>
-        <w:t xml:space="preserve"> 型），</w:t>
+        <w:t xml:space="preserve"> 型）；</w:t>
       </w:r>
       <m:oMath>
-        <m:r>
-          <m:t xml:space="preserve">x</m:t>
-        </m:r>
-        <m:r>
-          <m:t xml:space="preserve">=±</m:t>
+        <m:sSub>
+          <m:e>
+            <m:r>
+              <m:t xml:space="preserve">x</m:t>
+            </m:r>
+          </m:e>
+          <m:sub>
+            <m:r>
+              <m:t xml:space="preserve">1</m:t>
+            </m:r>
+          </m:sub>
+        </m:sSub>
+        <m:r>
+          <m:t xml:space="preserve">=</m:t>
+        </m:r>
+        <m:r>
+          <m:t xml:space="preserve">7</m:t>
+        </m:r>
+      </m:oMath>
+      <w:r>
+        <w:rPr>
+          <w:rFonts w:ascii="Calibri" w:hAnsi="Calibri" w:eastAsia="微軟正黑體"/>
+          <w:sz w:val="24"/>
+          <w:szCs w:val="24"/>
+        </w:rPr>
+        <w:t xml:space="preserve"> 或 </w:t>
+      </w:r>
+      <m:oMath>
+        <m:sSub>
+          <m:e>
+            <m:r>
+              <m:t xml:space="preserve">x</m:t>
+            </m:r>
+          </m:e>
+          <m:sub>
+            <m:r>
+              <m:t xml:space="preserve">2</m:t>
+            </m:r>
+          </m:sub>
+        </m:sSub>
+        <m:r>
+          <m:t xml:space="preserve">=−</m:t>
         </m:r>
         <m:r>
           <m:t xml:space="preserve">7</m:t>
@@ -6854,12 +7587,21 @@
           <w:sz w:val="24"/>
           <w:szCs w:val="24"/>
         </w:rPr>
-        <w:t xml:space="preserve">，</w:t>
+        <w:t xml:space="preserve">；</w:t>
       </w:r>
       <m:oMath>
-        <m:r>
-          <m:t xml:space="preserve">x</m:t>
-        </m:r>
+        <m:sSub>
+          <m:e>
+            <m:r>
+              <m:t xml:space="preserve">x</m:t>
+            </m:r>
+          </m:e>
+          <m:sub>
+            <m:r>
+              <m:t xml:space="preserve">1</m:t>
+            </m:r>
+          </m:sub>
+        </m:sSub>
         <m:r>
           <m:t xml:space="preserve">=</m:t>
         </m:r>
@@ -6876,9 +7618,18 @@
         <w:t xml:space="preserve"> 或 </w:t>
       </w:r>
       <m:oMath>
-        <m:r>
-          <m:t xml:space="preserve">x</m:t>
-        </m:r>
+        <m:sSub>
+          <m:e>
+            <m:r>
+              <m:t xml:space="preserve">x</m:t>
+            </m:r>
+          </m:e>
+          <m:sub>
+            <m:r>
+              <m:t xml:space="preserve">2</m:t>
+            </m:r>
+          </m:sub>
+        </m:sSub>
         <m:r>
           <m:t xml:space="preserve">=</m:t>
         </m:r>
@@ -6914,12 +7665,21 @@
           <w:sz w:val="24"/>
           <w:szCs w:val="24"/>
         </w:rPr>
-        <w:t xml:space="preserve">，</w:t>
+        <w:t xml:space="preserve">；</w:t>
       </w:r>
       <m:oMath>
-        <m:r>
-          <m:t xml:space="preserve">x</m:t>
-        </m:r>
+        <m:sSub>
+          <m:e>
+            <m:r>
+              <m:t xml:space="preserve">x</m:t>
+            </m:r>
+          </m:e>
+          <m:sub>
+            <m:r>
+              <m:t xml:space="preserve">1</m:t>
+            </m:r>
+          </m:sub>
+        </m:sSub>
         <m:r>
           <m:t xml:space="preserve">=</m:t>
         </m:r>
@@ -6932,7 +7692,7 @@
               <m:t xml:space="preserve">3</m:t>
             </m:r>
             <m:r>
-              <m:t xml:space="preserve">±</m:t>
+              <m:t xml:space="preserve">+</m:t>
             </m:r>
             <m:rad>
               <m:radPr>
@@ -6953,6 +7713,60 @@
           </m:den>
         </m:f>
       </m:oMath>
+      <w:r>
+        <w:rPr>
+          <w:rFonts w:ascii="Calibri" w:hAnsi="Calibri" w:eastAsia="微軟正黑體"/>
+          <w:sz w:val="24"/>
+          <w:szCs w:val="24"/>
+        </w:rPr>
+        <w:t xml:space="preserve"> 或 </w:t>
+      </w:r>
+      <m:oMath>
+        <m:sSub>
+          <m:e>
+            <m:r>
+              <m:t xml:space="preserve">x</m:t>
+            </m:r>
+          </m:e>
+          <m:sub>
+            <m:r>
+              <m:t xml:space="preserve">2</m:t>
+            </m:r>
+          </m:sub>
+        </m:sSub>
+        <m:r>
+          <m:t xml:space="preserve">=</m:t>
+        </m:r>
+        <m:f>
+          <m:num>
+            <m:r>
+              <m:t xml:space="preserve">−</m:t>
+            </m:r>
+            <m:r>
+              <m:t xml:space="preserve">3</m:t>
+            </m:r>
+            <m:r>
+              <m:t xml:space="preserve">−</m:t>
+            </m:r>
+            <m:rad>
+              <m:radPr>
+                <m:degHide m:val="1"/>
+              </m:radPr>
+              <m:deg/>
+              <m:e>
+                <m:r>
+                  <m:t xml:space="preserve">13</m:t>
+                </m:r>
+              </m:e>
+            </m:rad>
+          </m:num>
+          <m:den>
+            <m:r>
+              <m:t xml:space="preserve">2</m:t>
+            </m:r>
+          </m:den>
+        </m:f>
+      </m:oMath>
     </w:p>
     <w:p>
       <w:pPr>
@@ -6965,12 +7779,21 @@
           <w:sz w:val="24"/>
           <w:szCs w:val="24"/>
         </w:rPr>
-        <w:t xml:space="preserve">28．直接開平方法（已是平方形式），</w:t>
+        <w:t xml:space="preserve">28．直接開平方法（已是平方形式）；</w:t>
       </w:r>
       <m:oMath>
-        <m:r>
-          <m:t xml:space="preserve">x</m:t>
-        </m:r>
+        <m:sSub>
+          <m:e>
+            <m:r>
+              <m:t xml:space="preserve">x</m:t>
+            </m:r>
+          </m:e>
+          <m:sub>
+            <m:r>
+              <m:t xml:space="preserve">1</m:t>
+            </m:r>
+          </m:sub>
+        </m:sSub>
         <m:r>
           <m:t xml:space="preserve">=</m:t>
         </m:r>
@@ -6978,7 +7801,52 @@
           <m:t xml:space="preserve">2</m:t>
         </m:r>
         <m:r>
-          <m:t xml:space="preserve">±</m:t>
+          <m:t xml:space="preserve">+</m:t>
+        </m:r>
+        <m:r>
+          <m:t xml:space="preserve">2</m:t>
+        </m:r>
+        <m:rad>
+          <m:radPr>
+            <m:degHide m:val="1"/>
+          </m:radPr>
+          <m:deg/>
+          <m:e>
+            <m:r>
+              <m:t xml:space="preserve">3</m:t>
+            </m:r>
+          </m:e>
+        </m:rad>
+      </m:oMath>
+      <w:r>
+        <w:rPr>
+          <w:rFonts w:ascii="Calibri" w:hAnsi="Calibri" w:eastAsia="微軟正黑體"/>
+          <w:sz w:val="24"/>
+          <w:szCs w:val="24"/>
+        </w:rPr>
+        <w:t xml:space="preserve"> 或 </w:t>
+      </w:r>
+      <m:oMath>
+        <m:sSub>
+          <m:e>
+            <m:r>
+              <m:t xml:space="preserve">x</m:t>
+            </m:r>
+          </m:e>
+          <m:sub>
+            <m:r>
+              <m:t xml:space="preserve">2</m:t>
+            </m:r>
+          </m:sub>
+        </m:sSub>
+        <m:r>
+          <m:t xml:space="preserve">=</m:t>
+        </m:r>
+        <m:r>
+          <m:t xml:space="preserve">2</m:t>
+        </m:r>
+        <m:r>
+          <m:t xml:space="preserve">−</m:t>
         </m:r>
         <m:r>
           <m:t xml:space="preserve">2</m:t>
